--- a/reports/Rapport_Audit_EpiPrediction.docx
+++ b/reports/Rapport_Audit_EpiPrediction.docx
@@ -1723,7 +1723,7 @@
                 <w:rFonts w:ascii="Calibri" w:hAnsi="Calibri"/>
                 <w:sz w:val="18"/>
               </w:rPr>
-              <w:t>20</w:t>
+              <w:t>21</w:t>
             </w:r>
           </w:p>
         </w:tc>
@@ -1738,7 +1738,7 @@
                 <w:rFonts w:ascii="Calibri" w:hAnsi="Calibri"/>
                 <w:sz w:val="18"/>
               </w:rPr>
-              <w:t>16 corrigées</w:t>
+              <w:t>17 corrigées</w:t>
             </w:r>
           </w:p>
         </w:tc>
@@ -1770,7 +1770,7 @@
                 <w:rFonts w:ascii="Calibri" w:hAnsi="Calibri"/>
                 <w:sz w:val="18"/>
               </w:rPr>
-              <w:t>13</w:t>
+              <w:t>12</w:t>
             </w:r>
           </w:p>
         </w:tc>
@@ -1832,7 +1832,7 @@
                 <w:rFonts w:ascii="Calibri" w:hAnsi="Calibri"/>
                 <w:sz w:val="18"/>
               </w:rPr>
-              <w:t>34 corrigées, 10 restantes</w:t>
+              <w:t>35 corrigées, 9 restantes</w:t>
             </w:r>
           </w:p>
         </w:tc>
@@ -5603,7 +5603,7 @@
           <w:i w:val="0"/>
           <w:sz w:val="21"/>
         </w:rPr>
-        <w:t>Le manuel décrit une validation par « segments temporels (TimeSeriesSplit) » alors que le découpage effectif est spatial. Il annonce un R² supérieur à 0,90 à 2-4 semaines et qualifie un R² supérieur à 0,85 de « typique ». Un MAPE y est documenté sans être calculé nulle part.</w:t>
+        <w:t>Le manuel (app_manuel.py) décrit une validation par « segments temporels (TimeSeriesSplit) » alors que le découpage effectif est spatial, annonce un R² supérieur à 0,90 à 2-4 semaines, qualifie un R² supérieur à 0,85 de « typique », et fonde sa règle de fiabilité sur le R² in-sample. Le README, de son côté, présente le MAPE comme « la métrique de référence » avec un barème en quatre niveaux, alors qu'aucun code ne le calcule.</w:t>
       </w:r>
     </w:p>
     <w:tbl>
@@ -17713,7 +17713,7 @@
                 <w:rFonts w:ascii="Calibri" w:hAnsi="Calibri"/>
                 <w:sz w:val="15"/>
               </w:rPr>
-              <w:t>⚠️ À faire</w:t>
+              <w:t>✅ Corrigé</w:t>
             </w:r>
           </w:p>
         </w:tc>
@@ -17730,7 +17730,7 @@
                 <w:rFonts w:ascii="Calibri" w:hAnsi="Calibri"/>
                 <w:sz w:val="15"/>
               </w:rPr>
-              <w:t>I2</w:t>
+              <w:t>H2</w:t>
             </w:r>
           </w:p>
         </w:tc>
@@ -17760,7 +17760,7 @@
                 <w:rFonts w:ascii="Calibri" w:hAnsi="Calibri"/>
                 <w:sz w:val="15"/>
               </w:rPr>
-              <w:t>Sous-applications chargées par `exec()`</w:t>
+              <w:t>MAPE présenté comme la métrique de référence alors qu'il n'est jamais calculé</w:t>
             </w:r>
           </w:p>
         </w:tc>
@@ -17775,7 +17775,7 @@
                 <w:rFonts w:ascii="Calibri" w:hAnsi="Calibri"/>
                 <w:sz w:val="15"/>
               </w:rPr>
-              <w:t>main_app.py</w:t>
+              <w:t>README.md l. 303-318</w:t>
             </w:r>
           </w:p>
         </w:tc>
@@ -17790,7 +17790,7 @@
                 <w:rFonts w:ascii="Calibri" w:hAnsi="Calibri"/>
                 <w:sz w:val="15"/>
               </w:rPr>
-              <w:t>1 j</w:t>
+              <w:t>0,5 j</w:t>
             </w:r>
           </w:p>
         </w:tc>
@@ -17822,7 +17822,7 @@
                 <w:rFonts w:ascii="Calibri" w:hAnsi="Calibri"/>
                 <w:sz w:val="15"/>
               </w:rPr>
-              <w:t>I3</w:t>
+              <w:t>I2</w:t>
             </w:r>
           </w:p>
         </w:tc>
@@ -17852,7 +17852,7 @@
                 <w:rFonts w:ascii="Calibri" w:hAnsi="Calibri"/>
                 <w:sz w:val="15"/>
               </w:rPr>
-              <w:t>Aucun test, aucune fixation des versions</w:t>
+              <w:t>Sous-applications chargées par `exec()`</w:t>
             </w:r>
           </w:p>
         </w:tc>
@@ -17867,7 +17867,7 @@
                 <w:rFonts w:ascii="Calibri" w:hAnsi="Calibri"/>
                 <w:sz w:val="15"/>
               </w:rPr>
-              <w:t>requirements.txt</w:t>
+              <w:t>main_app.py</w:t>
             </w:r>
           </w:p>
         </w:tc>
@@ -17897,7 +17897,7 @@
                 <w:rFonts w:ascii="Calibri" w:hAnsi="Calibri"/>
                 <w:sz w:val="15"/>
               </w:rPr>
-              <w:t>✅ Partiel (tests fournis)</w:t>
+              <w:t>⚠️ À faire</w:t>
             </w:r>
           </w:p>
         </w:tc>
@@ -17914,7 +17914,7 @@
                 <w:rFonts w:ascii="Calibri" w:hAnsi="Calibri"/>
                 <w:sz w:val="15"/>
               </w:rPr>
-              <w:t>D3</w:t>
+              <w:t>I3</w:t>
             </w:r>
           </w:p>
         </w:tc>
@@ -17929,7 +17929,7 @@
                 <w:rFonts w:ascii="Calibri" w:hAnsi="Calibri"/>
                 <w:sz w:val="15"/>
               </w:rPr>
-              <w:t>P2</w:t>
+              <w:t>P1</w:t>
             </w:r>
           </w:p>
         </w:tc>
@@ -17944,7 +17944,7 @@
                 <w:rFonts w:ascii="Calibri" w:hAnsi="Calibri"/>
                 <w:sz w:val="15"/>
               </w:rPr>
-              <w:t>WorldPop sans filtre d'année</w:t>
+              <w:t>Aucun test, aucune fixation des versions</w:t>
             </w:r>
           </w:p>
         </w:tc>
@@ -17959,7 +17959,7 @@
                 <w:rFonts w:ascii="Calibri" w:hAnsi="Calibri"/>
                 <w:sz w:val="15"/>
               </w:rPr>
-              <w:t>app_paludisme.py</w:t>
+              <w:t>requirements.txt</w:t>
             </w:r>
           </w:p>
         </w:tc>
@@ -17974,7 +17974,7 @@
                 <w:rFonts w:ascii="Calibri" w:hAnsi="Calibri"/>
                 <w:sz w:val="15"/>
               </w:rPr>
-              <w:t>0,5 j</w:t>
+              <w:t>1 j</w:t>
             </w:r>
           </w:p>
         </w:tc>
@@ -17989,7 +17989,7 @@
                 <w:rFonts w:ascii="Calibri" w:hAnsi="Calibri"/>
                 <w:sz w:val="15"/>
               </w:rPr>
-              <w:t>⚠️ À faire</w:t>
+              <w:t>✅ Partiel (tests fournis)</w:t>
             </w:r>
           </w:p>
         </w:tc>
@@ -18006,7 +18006,7 @@
                 <w:rFonts w:ascii="Calibri" w:hAnsi="Calibri"/>
                 <w:sz w:val="15"/>
               </w:rPr>
-              <w:t>D4</w:t>
+              <w:t>D3</w:t>
             </w:r>
           </w:p>
         </w:tc>
@@ -18036,7 +18036,7 @@
                 <w:rFonts w:ascii="Calibri" w:hAnsi="Calibri"/>
                 <w:sz w:val="15"/>
               </w:rPr>
-              <w:t>Calcul de surface sans effet</w:t>
+              <w:t>WorldPop sans filtre d'année</w:t>
             </w:r>
           </w:p>
         </w:tc>
@@ -18081,7 +18081,7 @@
                 <w:rFonts w:ascii="Calibri" w:hAnsi="Calibri"/>
                 <w:sz w:val="15"/>
               </w:rPr>
-              <w:t>✅ Corrigé (surface projetée côté client)</w:t>
+              <w:t>⚠️ À faire</w:t>
             </w:r>
           </w:p>
         </w:tc>
@@ -18098,7 +18098,7 @@
                 <w:rFonts w:ascii="Calibri" w:hAnsi="Calibri"/>
                 <w:sz w:val="15"/>
               </w:rPr>
-              <w:t>D5</w:t>
+              <w:t>D4</w:t>
             </w:r>
           </w:p>
         </w:tc>
@@ -18128,7 +18128,7 @@
                 <w:rFonts w:ascii="Calibri" w:hAnsi="Calibri"/>
                 <w:sz w:val="15"/>
               </w:rPr>
-              <w:t>Géométries non polygonales ignorées silencieusement</w:t>
+              <w:t>Calcul de surface sans effet</w:t>
             </w:r>
           </w:p>
         </w:tc>
@@ -18173,7 +18173,7 @@
                 <w:rFonts w:ascii="Calibri" w:hAnsi="Calibri"/>
                 <w:sz w:val="15"/>
               </w:rPr>
-              <w:t>⚠️ À faire</w:t>
+              <w:t>✅ Corrigé (surface projetée côté client)</w:t>
             </w:r>
           </w:p>
         </w:tc>
@@ -18190,7 +18190,7 @@
                 <w:rFonts w:ascii="Calibri" w:hAnsi="Calibri"/>
                 <w:sz w:val="15"/>
               </w:rPr>
-              <w:t>E4</w:t>
+              <w:t>D5</w:t>
             </w:r>
           </w:p>
         </w:tc>
@@ -18220,7 +18220,7 @@
                 <w:rFonts w:ascii="Calibri" w:hAnsi="Calibri"/>
                 <w:sz w:val="15"/>
               </w:rPr>
-              <w:t>Ordre des variables non déterministe</w:t>
+              <w:t>Géométries non polygonales ignorées silencieusement</w:t>
             </w:r>
           </w:p>
         </w:tc>
@@ -18235,7 +18235,7 @@
                 <w:rFonts w:ascii="Calibri" w:hAnsi="Calibri"/>
                 <w:sz w:val="15"/>
               </w:rPr>
-              <w:t>app_paludisme.py ≈ l. 2618</w:t>
+              <w:t>app_paludisme.py</w:t>
             </w:r>
           </w:p>
         </w:tc>
@@ -18250,7 +18250,7 @@
                 <w:rFonts w:ascii="Calibri" w:hAnsi="Calibri"/>
                 <w:sz w:val="15"/>
               </w:rPr>
-              <w:t>1 ligne</w:t>
+              <w:t>0,5 j</w:t>
             </w:r>
           </w:p>
         </w:tc>
@@ -18265,7 +18265,7 @@
                 <w:rFonts w:ascii="Calibri" w:hAnsi="Calibri"/>
                 <w:sz w:val="15"/>
               </w:rPr>
-              <w:t>✅ Corrigé</w:t>
+              <w:t>⚠️ À faire</w:t>
             </w:r>
           </w:p>
         </w:tc>
@@ -18282,7 +18282,7 @@
                 <w:rFonts w:ascii="Calibri" w:hAnsi="Calibri"/>
                 <w:sz w:val="15"/>
               </w:rPr>
-              <w:t>E5</w:t>
+              <w:t>E4</w:t>
             </w:r>
           </w:p>
         </w:tc>
@@ -18312,7 +18312,7 @@
                 <w:rFonts w:ascii="Calibri" w:hAnsi="Calibri"/>
                 <w:sz w:val="15"/>
               </w:rPr>
-              <w:t>Encodage des clusters incohérent</w:t>
+              <w:t>Ordre des variables non déterministe</w:t>
             </w:r>
           </w:p>
         </w:tc>
@@ -18327,7 +18327,7 @@
                 <w:rFonts w:ascii="Calibri" w:hAnsi="Calibri"/>
                 <w:sz w:val="15"/>
               </w:rPr>
-              <w:t>app_paludisme.py</w:t>
+              <w:t>app_paludisme.py ≈ l. 2618</w:t>
             </w:r>
           </w:p>
         </w:tc>
@@ -18342,7 +18342,7 @@
                 <w:rFonts w:ascii="Calibri" w:hAnsi="Calibri"/>
                 <w:sz w:val="15"/>
               </w:rPr>
-              <w:t>0,5 j</w:t>
+              <w:t>1 ligne</w:t>
             </w:r>
           </w:p>
         </w:tc>
@@ -18374,7 +18374,7 @@
                 <w:rFonts w:ascii="Calibri" w:hAnsi="Calibri"/>
                 <w:sz w:val="15"/>
               </w:rPr>
-              <w:t>E6</w:t>
+              <w:t>E5</w:t>
             </w:r>
           </w:p>
         </w:tc>
@@ -18404,7 +18404,7 @@
                 <w:rFonts w:ascii="Calibri" w:hAnsi="Calibri"/>
                 <w:sz w:val="15"/>
               </w:rPr>
-              <w:t>`growth_rate` non borné produit des infinis</w:t>
+              <w:t>Encodage des clusters incohérent</w:t>
             </w:r>
           </w:p>
         </w:tc>
@@ -18434,7 +18434,7 @@
                 <w:rFonts w:ascii="Calibri" w:hAnsi="Calibri"/>
                 <w:sz w:val="15"/>
               </w:rPr>
-              <w:t>1 ligne</w:t>
+              <w:t>0,5 j</w:t>
             </w:r>
           </w:p>
         </w:tc>
@@ -18466,7 +18466,7 @@
                 <w:rFonts w:ascii="Calibri" w:hAnsi="Calibri"/>
                 <w:sz w:val="15"/>
               </w:rPr>
-              <w:t>E7</w:t>
+              <w:t>E6</w:t>
             </w:r>
           </w:p>
         </w:tc>
@@ -18496,7 +18496,7 @@
                 <w:rFonts w:ascii="Calibri" w:hAnsi="Calibri"/>
                 <w:sz w:val="15"/>
               </w:rPr>
-              <w:t>Sous-échantillonnage du seuil d'alerte</w:t>
+              <w:t>`growth_rate` non borné produit des infinis</w:t>
             </w:r>
           </w:p>
         </w:tc>
@@ -18511,7 +18511,7 @@
                 <w:rFonts w:ascii="Calibri" w:hAnsi="Calibri"/>
                 <w:sz w:val="15"/>
               </w:rPr>
-              <w:t>app_paludisme.py ≈ l. 2897</w:t>
+              <w:t>app_paludisme.py</w:t>
             </w:r>
           </w:p>
         </w:tc>
@@ -18558,7 +18558,7 @@
                 <w:rFonts w:ascii="Calibri" w:hAnsi="Calibri"/>
                 <w:sz w:val="15"/>
               </w:rPr>
-              <w:t>E8</w:t>
+              <w:t>E7</w:t>
             </w:r>
           </w:p>
         </w:tc>
@@ -18588,7 +18588,7 @@
                 <w:rFonts w:ascii="Calibri" w:hAnsi="Calibri"/>
                 <w:sz w:val="15"/>
               </w:rPr>
-              <w:t>Sur-souscription des threads</w:t>
+              <w:t>Sous-échantillonnage du seuil d'alerte</w:t>
             </w:r>
           </w:p>
         </w:tc>
@@ -18603,7 +18603,7 @@
                 <w:rFonts w:ascii="Calibri" w:hAnsi="Calibri"/>
                 <w:sz w:val="15"/>
               </w:rPr>
-              <w:t>`epimodel/models.py`</w:t>
+              <w:t>app_paludisme.py ≈ l. 2897</w:t>
             </w:r>
           </w:p>
         </w:tc>
@@ -18650,7 +18650,7 @@
                 <w:rFonts w:ascii="Calibri" w:hAnsi="Calibri"/>
                 <w:sz w:val="15"/>
               </w:rPr>
-              <w:t>E9</w:t>
+              <w:t>E8</w:t>
             </w:r>
           </w:p>
         </w:tc>
@@ -18680,7 +18680,7 @@
                 <w:rFonts w:ascii="Calibri" w:hAnsi="Calibri"/>
                 <w:sz w:val="15"/>
               </w:rPr>
-              <w:t>Cache construit avant la relecture des données</w:t>
+              <w:t>Sur-souscription des threads</w:t>
             </w:r>
           </w:p>
         </w:tc>
@@ -18695,7 +18695,7 @@
                 <w:rFonts w:ascii="Calibri" w:hAnsi="Calibri"/>
                 <w:sz w:val="15"/>
               </w:rPr>
-              <w:t>app_paludisme.py ≈ l. 1429 et 1459</w:t>
+              <w:t>`epimodel/models.py`</w:t>
             </w:r>
           </w:p>
         </w:tc>
@@ -18710,7 +18710,7 @@
                 <w:rFonts w:ascii="Calibri" w:hAnsi="Calibri"/>
                 <w:sz w:val="15"/>
               </w:rPr>
-              <w:t>0,5 j</w:t>
+              <w:t>1 ligne</w:t>
             </w:r>
           </w:p>
         </w:tc>
@@ -18725,7 +18725,7 @@
                 <w:rFonts w:ascii="Calibri" w:hAnsi="Calibri"/>
                 <w:sz w:val="15"/>
               </w:rPr>
-              <w:t>⚠️ À faire</w:t>
+              <w:t>✅ Corrigé</w:t>
             </w:r>
           </w:p>
         </w:tc>
@@ -18742,7 +18742,7 @@
                 <w:rFonts w:ascii="Calibri" w:hAnsi="Calibri"/>
                 <w:sz w:val="15"/>
               </w:rPr>
-              <w:t>F6</w:t>
+              <w:t>E9</w:t>
             </w:r>
           </w:p>
         </w:tc>
@@ -18772,7 +18772,7 @@
                 <w:rFonts w:ascii="Calibri" w:hAnsi="Calibri"/>
                 <w:sz w:val="15"/>
               </w:rPr>
-              <w:t>Prévision récursive dégradée</w:t>
+              <w:t>Cache construit avant la relecture des données</w:t>
             </w:r>
           </w:p>
         </w:tc>
@@ -18787,7 +18787,7 @@
                 <w:rFonts w:ascii="Calibri" w:hAnsi="Calibri"/>
                 <w:sz w:val="15"/>
               </w:rPr>
-              <w:t>app_rougeole.py ≈ l. 2207-2245</w:t>
+              <w:t>app_paludisme.py ≈ l. 1429 et 1459</w:t>
             </w:r>
           </w:p>
         </w:tc>
@@ -18817,7 +18817,7 @@
                 <w:rFonts w:ascii="Calibri" w:hAnsi="Calibri"/>
                 <w:sz w:val="15"/>
               </w:rPr>
-              <w:t>✅ Corrigé</w:t>
+              <w:t>⚠️ À faire</w:t>
             </w:r>
           </w:p>
         </w:tc>
@@ -18834,7 +18834,7 @@
                 <w:rFonts w:ascii="Calibri" w:hAnsi="Calibri"/>
                 <w:sz w:val="15"/>
               </w:rPr>
-              <w:t>F7</w:t>
+              <w:t>F6</w:t>
             </w:r>
           </w:p>
         </w:tc>
@@ -18864,7 +18864,7 @@
                 <w:rFonts w:ascii="Calibri" w:hAnsi="Calibri"/>
                 <w:sz w:val="15"/>
               </w:rPr>
-              <w:t>Encodage de l'urbanisation fragile</w:t>
+              <w:t>Prévision récursive dégradée</w:t>
             </w:r>
           </w:p>
         </w:tc>
@@ -18879,7 +18879,7 @@
                 <w:rFonts w:ascii="Calibri" w:hAnsi="Calibri"/>
                 <w:sz w:val="15"/>
               </w:rPr>
-              <w:t>app_rougeole.py</w:t>
+              <w:t>app_rougeole.py ≈ l. 2207-2245</w:t>
             </w:r>
           </w:p>
         </w:tc>
@@ -18926,7 +18926,7 @@
                 <w:rFonts w:ascii="Calibri" w:hAnsi="Calibri"/>
                 <w:sz w:val="15"/>
               </w:rPr>
-              <w:t>H2</w:t>
+              <w:t>F7</w:t>
             </w:r>
           </w:p>
         </w:tc>
@@ -18956,7 +18956,7 @@
                 <w:rFonts w:ascii="Calibri" w:hAnsi="Calibri"/>
                 <w:sz w:val="15"/>
               </w:rPr>
-              <w:t>MAPE documenté mais jamais calculé</w:t>
+              <w:t>Encodage de l'urbanisation fragile</w:t>
             </w:r>
           </w:p>
         </w:tc>
@@ -18971,7 +18971,7 @@
                 <w:rFonts w:ascii="Calibri" w:hAnsi="Calibri"/>
                 <w:sz w:val="15"/>
               </w:rPr>
-              <w:t>report_generator.py</w:t>
+              <w:t>app_rougeole.py</w:t>
             </w:r>
           </w:p>
         </w:tc>
@@ -19001,7 +19001,7 @@
                 <w:rFonts w:ascii="Calibri" w:hAnsi="Calibri"/>
                 <w:sz w:val="15"/>
               </w:rPr>
-              <w:t>⚠️ À faire</w:t>
+              <w:t>✅ Corrigé</w:t>
             </w:r>
           </w:p>
         </w:tc>
@@ -21381,7 +21381,7 @@
           <w:color w:val="B06000"/>
           <w:sz w:val="18"/>
         </w:rPr>
-        <w:t>[P1 — Majeur] · 1 j · ⚠️ À faire</w:t>
+        <w:t>[P1 — Majeur] · 1 j · ✅ Corrigé</w:t>
       </w:r>
     </w:p>
     <w:p>
@@ -21452,7 +21452,7 @@
           <w:color w:val="1F3B63"/>
           <w:sz w:val="22"/>
         </w:rPr>
-        <w:t xml:space="preserve">I2. Sous-applications chargées par `exec()`  </w:t>
+        <w:t xml:space="preserve">H2. MAPE présenté comme la métrique de référence alors qu'il n'est jamais calculé  </w:t>
       </w:r>
       <w:r>
         <w:rPr>
@@ -21461,7 +21461,7 @@
           <w:color w:val="B06000"/>
           <w:sz w:val="18"/>
         </w:rPr>
-        <w:t>[P1 — Majeur] · 1 j · ⚠️ À faire</w:t>
+        <w:t>[P1 — Majeur] · 0,5 j · ⚠️ À faire</w:t>
       </w:r>
     </w:p>
     <w:p>
@@ -21476,7 +21476,7 @@
           <w:color w:val="555555"/>
           <w:sz w:val="18"/>
         </w:rPr>
-        <w:t>Localisation : main_app.py</w:t>
+        <w:t>Localisation : README.md l. 303-318, 346, 399, 480 (et miroir anglais l. 710-867)</w:t>
       </w:r>
     </w:p>
     <w:p>
@@ -21490,7 +21490,7 @@
           <w:i w:val="0"/>
           <w:sz w:val="20"/>
         </w:rPr>
-        <w:t>Problème. `main_app.py` exécute le code source des sous-applications par `exec()`. Aucune isolation, aucune vérification d'intégrité, débogage impossible.</w:t>
+        <w:t>Problème. `README.md` consacre une section au MAPE, le qualifie de « métrique de référence pour la surveillance épidémiologique du paludisme », publie un barème d'interprétation en quatre niveaux (&lt; 10 % excellent, 10-20 % bon, 20-30 % modéré, &gt; 30 % faible), cite des valeurs de la littérature (3,9 % à 22,5 %) et conclut : « Consultez toujours le MAPE affiché dans les résultats pour une lecture directe en pourcentage. » Vérification faite sur l'ensemble du code : aucun fichier applicatif ne calcule ni n'affiche de MAPE. Les sections françaises (l. 303-318, 346, 399, 480) et leur miroir anglais (l. 710-867) renvoient donc toutes à une métrique inexistante.</w:t>
       </w:r>
     </w:p>
     <w:p>
@@ -21504,7 +21504,7 @@
           <w:i w:val="0"/>
           <w:sz w:val="20"/>
         </w:rPr>
-        <w:t>Correction. Utiliser `runpy.run_path` ou un import standard, avec contrôle d'intégrité.</w:t>
+        <w:t>Correction. Soit le calculer et l'afficher réellement, soit retirer ces sections. Sur des comptages comportant des zéros — fréquents en basse transmission — le MAPE n'est pas défini : le sMAPE (déjà implémenté dans le noyau) ou le MASE sont préférables. Le barème d'interprétation doit être retiré tant qu'aucune mesure ne le fonde.</w:t>
       </w:r>
     </w:p>
     <w:p>
@@ -21518,7 +21518,7 @@
           <w:i w:val="0"/>
           <w:sz w:val="20"/>
         </w:rPr>
-        <w:t>Impact. Majeur</w:t>
+        <w:t>Impact. Majeur — le README est le premier document lu, et son barème invite à une confiance que rien ne mesure.</w:t>
       </w:r>
     </w:p>
     <w:p>
@@ -21532,7 +21532,7 @@
           <w:color w:val="1F3B63"/>
           <w:sz w:val="22"/>
         </w:rPr>
-        <w:t xml:space="preserve">I3. Aucun test, aucune fixation des versions  </w:t>
+        <w:t xml:space="preserve">I2. Sous-applications chargées par `exec()`  </w:t>
       </w:r>
       <w:r>
         <w:rPr>
@@ -21541,7 +21541,7 @@
           <w:color w:val="B06000"/>
           <w:sz w:val="18"/>
         </w:rPr>
-        <w:t>[P1 — Majeur] · 1 j · ✅ Partiel (tests fournis)</w:t>
+        <w:t>[P1 — Majeur] · 1 j · ⚠️ À faire</w:t>
       </w:r>
     </w:p>
     <w:p>
@@ -21556,7 +21556,7 @@
           <w:color w:val="555555"/>
           <w:sz w:val="18"/>
         </w:rPr>
-        <w:t>Localisation : requirements.txt, tests/</w:t>
+        <w:t>Localisation : main_app.py</w:t>
       </w:r>
     </w:p>
     <w:p>
@@ -21570,7 +21570,7 @@
           <w:i w:val="0"/>
           <w:sz w:val="20"/>
         </w:rPr>
-        <w:t>Problème. Aucun test automatisé. `requirements.txt` ne fixe aucune version et n'inclut ni xgboost ni lightgbm. Aucun fichier d'ignore.</w:t>
+        <w:t>Problème. `main_app.py` exécute le code source des sous-applications par `exec()`. Aucune isolation, aucune vérification d'intégrité, débogage impossible.</w:t>
       </w:r>
     </w:p>
     <w:p>
@@ -21584,7 +21584,7 @@
           <w:i w:val="0"/>
           <w:sz w:val="20"/>
         </w:rPr>
-        <w:t>Correction. Ajouter la suite de tests fournie, épingler les versions, et ajouter un fichier d'ignore.</w:t>
+        <w:t>Correction. Utiliser `runpy.run_path` ou un import standard, avec contrôle d'intégrité.</w:t>
       </w:r>
     </w:p>
     <w:p>
@@ -21612,16 +21612,16 @@
           <w:color w:val="1F3B63"/>
           <w:sz w:val="22"/>
         </w:rPr>
-        <w:t xml:space="preserve">D3. WorldPop sans filtre d'année  </w:t>
+        <w:t xml:space="preserve">I3. Aucun test, aucune fixation des versions  </w:t>
       </w:r>
       <w:r>
         <w:rPr>
           <w:rFonts w:ascii="Calibri" w:hAnsi="Calibri"/>
           <w:b/>
-          <w:color w:val="555555"/>
+          <w:color w:val="B06000"/>
           <w:sz w:val="18"/>
         </w:rPr>
-        <w:t>[P2 — Mineur] · 0,5 j · ⚠️ À faire</w:t>
+        <w:t>[P1 — Majeur] · 1 j · ✅ Partiel (tests fournis)</w:t>
       </w:r>
     </w:p>
     <w:p>
@@ -21636,7 +21636,7 @@
           <w:color w:val="555555"/>
           <w:sz w:val="18"/>
         </w:rPr>
-        <w:t>Localisation : app_paludisme.py, extraction GEE</w:t>
+        <w:t>Localisation : requirements.txt, tests/</w:t>
       </w:r>
     </w:p>
     <w:p>
@@ -21650,7 +21650,7 @@
           <w:i w:val="0"/>
           <w:sz w:val="20"/>
         </w:rPr>
-        <w:t>Problème. `mosaic()` est appelé sans filtre temporel : la mosaïque mélange plusieurs millésimes de population.</w:t>
+        <w:t>Problème. Aucun test automatisé. `requirements.txt` ne fixe aucune version et n'inclut ni xgboost ni lightgbm. Aucun fichier d'ignore.</w:t>
       </w:r>
     </w:p>
     <w:p>
@@ -21664,7 +21664,7 @@
           <w:i w:val="0"/>
           <w:sz w:val="20"/>
         </w:rPr>
-        <w:t>Correction. Filtrer sur l'année (`ee.Filter.date`) et interpoler entre deux millésimes.</w:t>
+        <w:t>Correction. Ajouter la suite de tests fournie, épingler les versions, et ajouter un fichier d'ignore.</w:t>
       </w:r>
     </w:p>
     <w:p>
@@ -21678,7 +21678,7 @@
           <w:i w:val="0"/>
           <w:sz w:val="20"/>
         </w:rPr>
-        <w:t>Impact. Mineur</w:t>
+        <w:t>Impact. Majeur</w:t>
       </w:r>
     </w:p>
     <w:p>
@@ -21692,7 +21692,7 @@
           <w:color w:val="1F3B63"/>
           <w:sz w:val="22"/>
         </w:rPr>
-        <w:t xml:space="preserve">D4. Calcul de surface sans effet  </w:t>
+        <w:t xml:space="preserve">D3. WorldPop sans filtre d'année  </w:t>
       </w:r>
       <w:r>
         <w:rPr>
@@ -21701,7 +21701,7 @@
           <w:color w:val="555555"/>
           <w:sz w:val="18"/>
         </w:rPr>
-        <w:t>[P2 — Mineur] · 0,5 j · ✅ Corrigé (surface projetée côté client)</w:t>
+        <w:t>[P2 — Mineur] · 0,5 j · ⚠️ À faire</w:t>
       </w:r>
     </w:p>
     <w:p>
@@ -21730,7 +21730,7 @@
           <w:i w:val="0"/>
           <w:sz w:val="20"/>
         </w:rPr>
-        <w:t>Problème. `ee.Image.pixelArea().divide(10000)` sur une image à 100 m : la division ne correspond à aucune unité utile et le résultat n'est pas contrôlé.</w:t>
+        <w:t>Problème. `mosaic()` est appelé sans filtre temporel : la mosaïque mélange plusieurs millésimes de population.</w:t>
       </w:r>
     </w:p>
     <w:p>
@@ -21744,7 +21744,7 @@
           <w:i w:val="0"/>
           <w:sz w:val="20"/>
         </w:rPr>
-        <w:t>Correction. Calculer la surface en km² depuis la géométrie projetée côté serveur, ou documenter précisément l'unité.</w:t>
+        <w:t>Correction. Filtrer sur l'année (`ee.Filter.date`) et interpoler entre deux millésimes.</w:t>
       </w:r>
     </w:p>
     <w:p>
@@ -21772,7 +21772,7 @@
           <w:color w:val="1F3B63"/>
           <w:sz w:val="22"/>
         </w:rPr>
-        <w:t xml:space="preserve">D5. Géométries non polygonales ignorées silencieusement  </w:t>
+        <w:t xml:space="preserve">D4. Calcul de surface sans effet  </w:t>
       </w:r>
       <w:r>
         <w:rPr>
@@ -21781,7 +21781,7 @@
           <w:color w:val="555555"/>
           <w:sz w:val="18"/>
         </w:rPr>
-        <w:t>[P2 — Mineur] · 0,5 j · ⚠️ À faire</w:t>
+        <w:t>[P2 — Mineur] · 0,5 j · ✅ Corrigé (surface projetée côté client)</w:t>
       </w:r>
     </w:p>
     <w:p>
@@ -21796,7 +21796,7 @@
           <w:color w:val="555555"/>
           <w:sz w:val="18"/>
         </w:rPr>
-        <w:t>Localisation : app_paludisme.py, extracteurs GEE</w:t>
+        <w:t>Localisation : app_paludisme.py, extraction GEE</w:t>
       </w:r>
     </w:p>
     <w:p>
@@ -21810,7 +21810,7 @@
           <w:i w:val="0"/>
           <w:sz w:val="20"/>
         </w:rPr>
-        <w:t>Problème. Les extracteurs GEE n'utilisent que `geom.exterior` : les MultiPolygon et GeometryCollection sont ignorés sans avertissement.</w:t>
+        <w:t>Problème. `ee.Image.pixelArea().divide(10000)` sur une image à 100 m : la division ne correspond à aucune unité utile et le résultat n'est pas contrôlé.</w:t>
       </w:r>
     </w:p>
     <w:p>
@@ -21824,7 +21824,7 @@
           <w:i w:val="0"/>
           <w:sz w:val="20"/>
         </w:rPr>
-        <w:t>Correction. Gérer tous les types de géométrie via `shapely.ops.unary_union` et journaliser les entités écartées.</w:t>
+        <w:t>Correction. Calculer la surface en km² depuis la géométrie projetée côté serveur, ou documenter précisément l'unité.</w:t>
       </w:r>
     </w:p>
     <w:p>
@@ -21852,7 +21852,7 @@
           <w:color w:val="1F3B63"/>
           <w:sz w:val="22"/>
         </w:rPr>
-        <w:t xml:space="preserve">E4. Ordre des variables non déterministe  </w:t>
+        <w:t xml:space="preserve">D5. Géométries non polygonales ignorées silencieusement  </w:t>
       </w:r>
       <w:r>
         <w:rPr>
@@ -21861,7 +21861,7 @@
           <w:color w:val="555555"/>
           <w:sz w:val="18"/>
         </w:rPr>
-        <w:t>[P2 — Mineur] · 1 ligne · ✅ Corrigé</w:t>
+        <w:t>[P2 — Mineur] · 0,5 j · ⚠️ À faire</w:t>
       </w:r>
     </w:p>
     <w:p>
@@ -21876,7 +21876,7 @@
           <w:color w:val="555555"/>
           <w:sz w:val="18"/>
         </w:rPr>
-        <w:t>Localisation : app_paludisme.py ≈ l. 2618</w:t>
+        <w:t>Localisation : app_paludisme.py, extracteurs GEE</w:t>
       </w:r>
     </w:p>
     <w:p>
@@ -21890,7 +21890,7 @@
           <w:i w:val="0"/>
           <w:sz w:val="20"/>
         </w:rPr>
-        <w:t>Problème. `list(set(...))` produit un ordre différent à chaque exécution : cinq lancements consécutifs ont donné cinq ordres distincts. Les prédictions varient donc d'une exécution à l'autre à données identiques.</w:t>
+        <w:t>Problème. Les extracteurs GEE n'utilisent que `geom.exterior` : les MultiPolygon et GeometryCollection sont ignorés sans avertissement.</w:t>
       </w:r>
     </w:p>
     <w:p>
@@ -21904,7 +21904,7 @@
           <w:i w:val="0"/>
           <w:sz w:val="20"/>
         </w:rPr>
-        <w:t>Correction. Ordre déterministe, fixé explicitement.</w:t>
+        <w:t>Correction. Gérer tous les types de géométrie via `shapely.ops.unary_union` et journaliser les entités écartées.</w:t>
       </w:r>
     </w:p>
     <w:p>
@@ -21918,7 +21918,7 @@
           <w:i w:val="0"/>
           <w:sz w:val="20"/>
         </w:rPr>
-        <w:t>Impact. Mineur mais bloquant pour l'auditabilité.</w:t>
+        <w:t>Impact. Mineur</w:t>
       </w:r>
     </w:p>
     <w:p>
@@ -21932,7 +21932,7 @@
           <w:color w:val="1F3B63"/>
           <w:sz w:val="22"/>
         </w:rPr>
-        <w:t xml:space="preserve">E5. Encodage des clusters incohérent  </w:t>
+        <w:t xml:space="preserve">E4. Ordre des variables non déterministe  </w:t>
       </w:r>
       <w:r>
         <w:rPr>
@@ -21941,7 +21941,7 @@
           <w:color w:val="555555"/>
           <w:sz w:val="18"/>
         </w:rPr>
-        <w:t>[P2 — Mineur] · 0,5 j · ✅ Corrigé</w:t>
+        <w:t>[P2 — Mineur] · 1 ligne · ✅ Corrigé</w:t>
       </w:r>
     </w:p>
     <w:p>
@@ -21956,7 +21956,7 @@
           <w:color w:val="555555"/>
           <w:sz w:val="18"/>
         </w:rPr>
-        <w:t>Localisation : app_paludisme.py, cluster spatial</w:t>
+        <w:t>Localisation : app_paludisme.py ≈ l. 2618</w:t>
       </w:r>
     </w:p>
     <w:p>
@@ -21970,7 +21970,7 @@
           <w:i w:val="0"/>
           <w:sz w:val="20"/>
         </w:rPr>
-        <w:t>Problème. `pd.get_dummies` à l'entraînement, `range(n_clusters)` à la prévision.</w:t>
+        <w:t>Problème. `list(set(...))` produit un ordre différent à chaque exécution : cinq lancements consécutifs ont donné cinq ordres distincts. Les prédictions varient donc d'une exécution à l'autre à données identiques.</w:t>
       </w:r>
     </w:p>
     <w:p>
@@ -21984,7 +21984,7 @@
           <w:i w:val="0"/>
           <w:sz w:val="20"/>
         </w:rPr>
-        <w:t>Correction. Un seul encodeur, ajusté à l'entraînement et réutilisé à l'identique.</w:t>
+        <w:t>Correction. Ordre déterministe, fixé explicitement.</w:t>
       </w:r>
     </w:p>
     <w:p>
@@ -21998,7 +21998,7 @@
           <w:i w:val="0"/>
           <w:sz w:val="20"/>
         </w:rPr>
-        <w:t>Impact. Mineur</w:t>
+        <w:t>Impact. Mineur mais bloquant pour l'auditabilité.</w:t>
       </w:r>
     </w:p>
     <w:p>
@@ -22012,7 +22012,7 @@
           <w:color w:val="1F3B63"/>
           <w:sz w:val="22"/>
         </w:rPr>
-        <w:t xml:space="preserve">E6. `growth_rate` non borné produit des infinis  </w:t>
+        <w:t xml:space="preserve">E5. Encodage des clusters incohérent  </w:t>
       </w:r>
       <w:r>
         <w:rPr>
@@ -22021,7 +22021,7 @@
           <w:color w:val="555555"/>
           <w:sz w:val="18"/>
         </w:rPr>
-        <w:t>[P2 — Mineur] · 1 ligne · ✅ Corrigé</w:t>
+        <w:t>[P2 — Mineur] · 0,5 j · ✅ Corrigé</w:t>
       </w:r>
     </w:p>
     <w:p>
@@ -22036,7 +22036,7 @@
           <w:color w:val="555555"/>
           <w:sz w:val="18"/>
         </w:rPr>
-        <w:t>Localisation : app_paludisme.py, `create_advanced_features`</w:t>
+        <w:t>Localisation : app_paludisme.py, cluster spatial</w:t>
       </w:r>
     </w:p>
     <w:p>
@@ -22050,7 +22050,7 @@
           <w:i w:val="0"/>
           <w:sz w:val="20"/>
         </w:rPr>
-        <w:t>Problème. `pct_change().fillna(0)` sur une série comportant des zéros produit ±inf, propagés au modèle.</w:t>
+        <w:t>Problème. `pd.get_dummies` à l'entraînement, `range(n_clusters)` à la prévision.</w:t>
       </w:r>
     </w:p>
     <w:p>
@@ -22064,7 +22064,7 @@
           <w:i w:val="0"/>
           <w:sz w:val="20"/>
         </w:rPr>
-        <w:t>Correction. Borner le taux de croissance et remplacer les infinis par NaN avant imputation.</w:t>
+        <w:t>Correction. Un seul encodeur, ajusté à l'entraînement et réutilisé à l'identique.</w:t>
       </w:r>
     </w:p>
     <w:p>
@@ -22092,7 +22092,7 @@
           <w:color w:val="1F3B63"/>
           <w:sz w:val="22"/>
         </w:rPr>
-        <w:t xml:space="preserve">E7. Sous-échantillonnage du seuil d'alerte  </w:t>
+        <w:t xml:space="preserve">E6. `growth_rate` non borné produit des infinis  </w:t>
       </w:r>
       <w:r>
         <w:rPr>
@@ -22116,7 +22116,7 @@
           <w:color w:val="555555"/>
           <w:sz w:val="18"/>
         </w:rPr>
-        <w:t>Localisation : app_paludisme.py ≈ l. 2897</w:t>
+        <w:t>Localisation : app_paludisme.py, `create_advanced_features`</w:t>
       </w:r>
     </w:p>
     <w:p>
@@ -22130,7 +22130,7 @@
           <w:i w:val="0"/>
           <w:sz w:val="20"/>
         </w:rPr>
-        <w:t>Problème. Le seuil choisi par l'utilisateur dans le curseur est écrasé par `alert_threshold = 75` en dur.</w:t>
+        <w:t>Problème. `pct_change().fillna(0)` sur une série comportant des zéros produit ±inf, propagés au modèle.</w:t>
       </w:r>
     </w:p>
     <w:p>
@@ -22144,7 +22144,7 @@
           <w:i w:val="0"/>
           <w:sz w:val="20"/>
         </w:rPr>
-        <w:t>Correction. Supprimer l'affectation en dur.</w:t>
+        <w:t>Correction. Borner le taux de croissance et remplacer les infinis par NaN avant imputation.</w:t>
       </w:r>
     </w:p>
     <w:p>
@@ -22172,7 +22172,7 @@
           <w:color w:val="1F3B63"/>
           <w:sz w:val="22"/>
         </w:rPr>
-        <w:t xml:space="preserve">E8. Sur-souscription des threads  </w:t>
+        <w:t xml:space="preserve">E7. Sous-échantillonnage du seuil d'alerte  </w:t>
       </w:r>
       <w:r>
         <w:rPr>
@@ -22196,7 +22196,7 @@
           <w:color w:val="555555"/>
           <w:sz w:val="18"/>
         </w:rPr>
-        <w:t>Localisation : `epimodel/models.py`</w:t>
+        <w:t>Localisation : app_paludisme.py ≈ l. 2897</w:t>
       </w:r>
     </w:p>
     <w:p>
@@ -22210,7 +22210,7 @@
           <w:i w:val="0"/>
           <w:sz w:val="20"/>
         </w:rPr>
-        <w:t>Problème. `n_jobs=-1` sur des panneaux de quelques milliers d'observations dégrade fortement les performances : mesure effectuée sur 11 160 observations × 42 variables, XGBoost 600 arbres — 1,9 s en mono-thread contre 47,4 s avec `n_jobs=-1` et 75,1 s avec `n_jobs=4`.</w:t>
+        <w:t>Problème. Le seuil choisi par l'utilisateur dans le curseur est écrasé par `alert_threshold = 75` en dur.</w:t>
       </w:r>
     </w:p>
     <w:p>
@@ -22224,7 +22224,7 @@
           <w:i w:val="0"/>
           <w:sz w:val="20"/>
         </w:rPr>
-        <w:t>Correction. Mono-thread par défaut pour les panneaux de cette taille ; paramétrable.</w:t>
+        <w:t>Correction. Supprimer l'affectation en dur.</w:t>
       </w:r>
     </w:p>
     <w:p>
@@ -22252,7 +22252,7 @@
           <w:color w:val="1F3B63"/>
           <w:sz w:val="22"/>
         </w:rPr>
-        <w:t xml:space="preserve">E9. Cache construit avant la relecture des données  </w:t>
+        <w:t xml:space="preserve">E8. Sur-souscription des threads  </w:t>
       </w:r>
       <w:r>
         <w:rPr>
@@ -22261,7 +22261,7 @@
           <w:color w:val="555555"/>
           <w:sz w:val="18"/>
         </w:rPr>
-        <w:t>[P2 — Mineur] · 0,5 j · ⚠️ À faire</w:t>
+        <w:t>[P2 — Mineur] · 1 ligne · ✅ Corrigé</w:t>
       </w:r>
     </w:p>
     <w:p>
@@ -22276,7 +22276,7 @@
           <w:color w:val="555555"/>
           <w:sz w:val="18"/>
         </w:rPr>
-        <w:t>Localisation : app_paludisme.py ≈ l. 1429 et 1459</w:t>
+        <w:t>Localisation : `epimodel/models.py`</w:t>
       </w:r>
     </w:p>
     <w:p>
@@ -22290,7 +22290,7 @@
           <w:i w:val="0"/>
           <w:sz w:val="20"/>
         </w:rPr>
-        <w:t>Problème. `cache_key = f"enrichi_{iso3pays}"` est calculé avant la relecture effective du fichier : deux jeux de données différents partagent la même clé.</w:t>
+        <w:t>Problème. `n_jobs=-1` sur des panneaux de quelques milliers d'observations dégrade fortement les performances : mesure effectuée sur 11 160 observations × 42 variables, XGBoost 600 arbres — 1,9 s en mono-thread contre 47,4 s avec `n_jobs=-1` et 75,1 s avec `n_jobs=4`.</w:t>
       </w:r>
     </w:p>
     <w:p>
@@ -22304,7 +22304,7 @@
           <w:i w:val="0"/>
           <w:sz w:val="20"/>
         </w:rPr>
-        <w:t>Correction. Inclure une empreinte du contenu (empreinte de hachage) dans la clé de cache.</w:t>
+        <w:t>Correction. Mono-thread par défaut pour les panneaux de cette taille ; paramétrable.</w:t>
       </w:r>
     </w:p>
     <w:p>
@@ -22332,7 +22332,7 @@
           <w:color w:val="1F3B63"/>
           <w:sz w:val="22"/>
         </w:rPr>
-        <w:t xml:space="preserve">F6. Prévision récursive dégradée  </w:t>
+        <w:t xml:space="preserve">E9. Cache construit avant la relecture des données  </w:t>
       </w:r>
       <w:r>
         <w:rPr>
@@ -22341,7 +22341,7 @@
           <w:color w:val="555555"/>
           <w:sz w:val="18"/>
         </w:rPr>
-        <w:t>[P2 — Mineur] · 0,5 j · ✅ Corrigé</w:t>
+        <w:t>[P2 — Mineur] · 0,5 j · ⚠️ À faire</w:t>
       </w:r>
     </w:p>
     <w:p>
@@ -22356,7 +22356,7 @@
           <w:color w:val="555555"/>
           <w:sz w:val="18"/>
         </w:rPr>
-        <w:t>Localisation : app_rougeole.py ≈ l. 2207-2245</w:t>
+        <w:t>Localisation : app_paludisme.py ≈ l. 1429 et 1459</w:t>
       </w:r>
     </w:p>
     <w:p>
@@ -22370,7 +22370,7 @@
           <w:i w:val="0"/>
           <w:sz w:val="20"/>
         </w:rPr>
-        <w:t>Problème. L'imputeur est réutilisé sur une ligne unique et l'historique récent est complété par des zéros.</w:t>
+        <w:t>Problème. `cache_key = f"enrichi_{iso3pays}"` est calculé avant la relecture effective du fichier : deux jeux de données différents partagent la même clé.</w:t>
       </w:r>
     </w:p>
     <w:p>
@@ -22384,7 +22384,7 @@
           <w:i w:val="0"/>
           <w:sz w:val="20"/>
         </w:rPr>
-        <w:t>Correction. Prévision récursive avec reconstruction complète des variables à chaque pas.</w:t>
+        <w:t>Correction. Inclure une empreinte du contenu (empreinte de hachage) dans la clé de cache.</w:t>
       </w:r>
     </w:p>
     <w:p>
@@ -22412,7 +22412,7 @@
           <w:color w:val="1F3B63"/>
           <w:sz w:val="22"/>
         </w:rPr>
-        <w:t xml:space="preserve">F7. Encodage de l'urbanisation fragile  </w:t>
+        <w:t xml:space="preserve">F6. Prévision récursive dégradée  </w:t>
       </w:r>
       <w:r>
         <w:rPr>
@@ -22436,7 +22436,7 @@
           <w:color w:val="555555"/>
           <w:sz w:val="18"/>
         </w:rPr>
-        <w:t>Localisation : app_rougeole.py, encodage</w:t>
+        <w:t>Localisation : app_rougeole.py ≈ l. 2207-2245</w:t>
       </w:r>
     </w:p>
     <w:p>
@@ -22450,7 +22450,7 @@
           <w:i w:val="0"/>
           <w:sz w:val="20"/>
         </w:rPr>
-        <w:t>Problème. `LabelEncoder` suivi de `except ValueError: urban_enc_aire = 0` masque toute modalité non vue à l'entraînement.</w:t>
+        <w:t>Problème. L'imputeur est réutilisé sur une ligne unique et l'historique récent est complété par des zéros.</w:t>
       </w:r>
     </w:p>
     <w:p>
@@ -22464,7 +22464,7 @@
           <w:i w:val="0"/>
           <w:sz w:val="20"/>
         </w:rPr>
-        <w:t>Correction. Encodeur ajusté sur l'ensemble des modalités connues, avec catégorie « inconnu » explicite.</w:t>
+        <w:t>Correction. Prévision récursive avec reconstruction complète des variables à chaque pas.</w:t>
       </w:r>
     </w:p>
     <w:p>
@@ -22492,7 +22492,7 @@
           <w:color w:val="1F3B63"/>
           <w:sz w:val="22"/>
         </w:rPr>
-        <w:t xml:space="preserve">H2. MAPE documenté mais jamais calculé  </w:t>
+        <w:t xml:space="preserve">F7. Encodage de l'urbanisation fragile  </w:t>
       </w:r>
       <w:r>
         <w:rPr>
@@ -22501,7 +22501,7 @@
           <w:color w:val="555555"/>
           <w:sz w:val="18"/>
         </w:rPr>
-        <w:t>[P2 — Mineur] · 0,5 j · ⚠️ À faire</w:t>
+        <w:t>[P2 — Mineur] · 0,5 j · ✅ Corrigé</w:t>
       </w:r>
     </w:p>
     <w:p>
@@ -22516,7 +22516,7 @@
           <w:color w:val="555555"/>
           <w:sz w:val="18"/>
         </w:rPr>
-        <w:t>Localisation : report_generator.py</w:t>
+        <w:t>Localisation : app_rougeole.py, encodage</w:t>
       </w:r>
     </w:p>
     <w:p>
@@ -22530,7 +22530,7 @@
           <w:i w:val="0"/>
           <w:sz w:val="20"/>
         </w:rPr>
-        <w:t>Problème. Le rapport mentionne un MAPE qui n'est calculé nulle part.</w:t>
+        <w:t>Problème. `LabelEncoder` suivi de `except ValueError: urban_enc_aire = 0` masque toute modalité non vue à l'entraînement.</w:t>
       </w:r>
     </w:p>
     <w:p>
@@ -22544,7 +22544,7 @@
           <w:i w:val="0"/>
           <w:sz w:val="20"/>
         </w:rPr>
-        <w:t>Correction. Le calculer, ou le supprimer. Sur des comptages comportant des zéros, le MAPE n'est pas défini : préférer le sMAPE ou le MASE.</w:t>
+        <w:t>Correction. Encodeur ajusté sur l'ensemble des modalités connues, avec catégorie « inconnu » explicite.</w:t>
       </w:r>
     </w:p>
     <w:p>

--- a/reports/Rapport_Audit_EpiPrediction.docx
+++ b/reports/Rapport_Audit_EpiPrediction.docx
@@ -1738,7 +1738,7 @@
                 <w:rFonts w:ascii="Calibri" w:hAnsi="Calibri"/>
                 <w:sz w:val="18"/>
               </w:rPr>
-              <w:t>17 corrigées</w:t>
+              <w:t>18 corrigées</w:t>
             </w:r>
           </w:p>
         </w:tc>
@@ -1832,7 +1832,7 @@
                 <w:rFonts w:ascii="Calibri" w:hAnsi="Calibri"/>
                 <w:sz w:val="18"/>
               </w:rPr>
-              <w:t>35 corrigées, 9 restantes</w:t>
+              <w:t>36 corrigées, 8 restantes</w:t>
             </w:r>
           </w:p>
         </w:tc>
@@ -5603,7 +5603,7 @@
           <w:i w:val="0"/>
           <w:sz w:val="21"/>
         </w:rPr>
-        <w:t>Le manuel (app_manuel.py) décrit une validation par « segments temporels (TimeSeriesSplit) » alors que le découpage effectif est spatial, annonce un R² supérieur à 0,90 à 2-4 semaines, qualifie un R² supérieur à 0,85 de « typique », et fonde sa règle de fiabilité sur le R² in-sample. Le README, de son côté, présente le MAPE comme « la métrique de référence » avec un barème en quatre niveaux, alors qu'aucun code ne le calcule.</w:t>
+        <w:t>Le manuel (app_manuel.py) décrit une validation par « segments temporels (TimeSeriesSplit) » alors que le découpage effectif est spatial, annonce un R² supérieur à 0,90 à 2-4 semaines, qualifie un R² supérieur à 0,85 de « typique », et fonde sa règle de fiabilité sur le R² in-sample. Le README, de son côté, présente le MAPE comme « la métrique de référence » avec un barème en quatre niveaux, alors qu'aucun code ne le calcule. Les deux documents ont été corrigés : le manuel décrit désormais le protocole réel, et le README remplace le MAPE par le sMAPE et l'erreur relative à la moyenne observée, qui sont effectivement calculés.</w:t>
       </w:r>
     </w:p>
     <w:tbl>
@@ -17805,7 +17805,7 @@
                 <w:rFonts w:ascii="Calibri" w:hAnsi="Calibri"/>
                 <w:sz w:val="15"/>
               </w:rPr>
-              <w:t>⚠️ À faire</w:t>
+              <w:t>✅ Corrigé</w:t>
             </w:r>
           </w:p>
         </w:tc>
@@ -21461,7 +21461,7 @@
           <w:color w:val="B06000"/>
           <w:sz w:val="18"/>
         </w:rPr>
-        <w:t>[P1 — Majeur] · 0,5 j · ⚠️ À faire</w:t>
+        <w:t>[P1 — Majeur] · 0,5 j · ✅ Corrigé</w:t>
       </w:r>
     </w:p>
     <w:p>
@@ -21504,7 +21504,7 @@
           <w:i w:val="0"/>
           <w:sz w:val="20"/>
         </w:rPr>
-        <w:t>Correction. Soit le calculer et l'afficher réellement, soit retirer ces sections. Sur des comptages comportant des zéros — fréquents en basse transmission — le MAPE n'est pas défini : le sMAPE (déjà implémenté dans le noyau) ou le MASE sont préférables. Le barème d'interprétation doit être retiré tant qu'aucune mesure ne le fonde.</w:t>
+        <w:t>Correction. Retirer le barème et les renvois à une métrique inexistante, et documenter à la place ce qui est réellement calculé : le sMAPE et l'erreur relative à la moyenne observée, tous deux produits par `metrics_summary`. Le MAPE classique divise par la valeur observée : il vaut l'infini dès qu'une semaine compte zéro cas, ce qui est fréquent en basse transmission — vérifié numériquement sur un jeu comportant un zéro.</w:t>
       </w:r>
     </w:p>
     <w:p>
@@ -21518,7 +21518,7 @@
           <w:i w:val="0"/>
           <w:sz w:val="20"/>
         </w:rPr>
-        <w:t>Impact. Majeur — le README est le premier document lu, et son barème invite à une confiance que rien ne mesure.</w:t>
+        <w:t>Impact. Majeur — le README est le premier document lu, et son barème invitait à une confiance que rien ne mesurait.</w:t>
       </w:r>
     </w:p>
     <w:p>

--- a/reports/Rapport_Audit_EpiPrediction.docx
+++ b/reports/Rapport_Audit_EpiPrediction.docx
@@ -1785,7 +1785,7 @@
                 <w:rFonts w:ascii="Calibri" w:hAnsi="Calibri"/>
                 <w:sz w:val="18"/>
               </w:rPr>
-              <w:t>8 corrigées</w:t>
+              <w:t>12 corrigées</w:t>
             </w:r>
           </w:p>
         </w:tc>
@@ -1832,7 +1832,7 @@
                 <w:rFonts w:ascii="Calibri" w:hAnsi="Calibri"/>
                 <w:sz w:val="18"/>
               </w:rPr>
-              <w:t>36 corrigées, 8 restantes</w:t>
+              <w:t>40 corrigées, 4 restantes</w:t>
             </w:r>
           </w:p>
         </w:tc>
@@ -4808,7 +4808,7 @@
           <w:i w:val="0"/>
           <w:sz w:val="21"/>
         </w:rPr>
-        <w:t>ee.Image.pixelArea().divide(10000) sur une image à 100 m ne correspond à aucune unité utile. Les extracteurs n'utilisent que geom.exterior : les MultiPolygon et GeometryCollection sont ignorés sans avertissement.</w:t>
+        <w:t>Les extracteurs n'utilisaient que `geom.exterior` : les anneaux intérieurs (enclaves, lacs) étaient comptés comme de la surface habitée, et toute géométrie qui n'était ni Polygon ni MultiPolygon était écartée par un `continue` silencieux. Par ailleurs la collection WorldPop était mosaïquée sans filtre d'année.</w:t>
       </w:r>
     </w:p>
     <w:tbl>
@@ -4834,7 +4834,7 @@
                 <w:color w:val="A31D1D"/>
                 <w:sz w:val="19"/>
               </w:rPr>
-              <w:t>Conséquence : Des aires de santé sont silencieusement exclues de l'enrichissement.</w:t>
+              <w:t>Conséquence : Des aires de santé étaient silencieusement exclues de l'enrichissement, et les surfaces comportant une enclave étaient surestimées. Les deux points sont corrigés.</w:t>
             </w:r>
           </w:p>
         </w:tc>
@@ -13533,7 +13533,21 @@
           <w:i w:val="0"/>
           <w:sz w:val="21"/>
         </w:rPr>
-        <w:t>Une suite de 18 tests couvre le noyau : non-effondrement du panneau, complétion de la grille, semaine ISO 53, détection d'une perturbation de la cible, détection d'un décalage entraînement / inférence, absence de fuite du découpage temporel, ordre déterministe des variables, registre XGBoost, objectif Poisson, quantiles, forme et échelle de la prévision récursive, modèles de référence. Un test de non-régression exécute l'onglet de modélisation initial et vérifie que les défauts documentés s'y produisent toujours — il échouera si quelqu'un les réintroduit.</w:t>
+        <w:t>Un test de fumée (`tools/smoke_test_apps.py`) exécute par ailleurs chacune des quatre applications dans le runtime Streamlit réel, via le cadre `AppTest`, et remonte toute exception. C'est un complément indispensable au harnais : celui-ci exécute un bloc d'onglet isolé et ne prouve pas que l'application complète démarre. Les quatre applications (`main_app.py`, `app_manuel.py`, `app_paludisme.py`, `app_rougeole.py`) démarrent sans exception ; les seuls messages remontés sont les invites attendues en l'absence de données téléversées ou de compte Earth Engine.</w:t>
+      </w:r>
+    </w:p>
+    <w:p>
+      <w:pPr>
+        <w:spacing w:after="160"/>
+      </w:pPr>
+      <w:r>
+        <w:rPr>
+          <w:rFonts w:ascii="Calibri" w:hAnsi="Calibri"/>
+          <w:b w:val="0"/>
+          <w:i w:val="0"/>
+          <w:sz w:val="21"/>
+        </w:rPr>
+        <w:t>Une suite de 16 tests couvre le noyau : non-effondrement du panneau, complétion de la grille, semaine ISO 53, détection d'une perturbation de la cible, détection d'un décalage entraînement / inférence, absence de fuite du découpage temporel, ordre déterministe des variables, registre XGBoost, objectif Poisson, quantiles, forme et échelle de la prévision récursive, modèles de référence. Un test de non-régression exécute l'onglet de modélisation initial et vérifie que les défauts documentés s'y produisent toujours — il échouera si quelqu'un les réintroduit.</w:t>
       </w:r>
     </w:p>
     <w:p>
@@ -17315,7 +17329,7 @@
                 <w:rFonts w:ascii="Calibri" w:hAnsi="Calibri"/>
                 <w:sz w:val="15"/>
               </w:rPr>
-              <w:t>app_rougeole.py ≈ l. 2049-2053</w:t>
+              <w:t>app_rougeole.py</w:t>
             </w:r>
           </w:p>
         </w:tc>
@@ -17345,7 +17359,7 @@
                 <w:rFonts w:ascii="Calibri" w:hAnsi="Calibri"/>
                 <w:sz w:val="15"/>
               </w:rPr>
-              <w:t>⚠️ Partiel</w:t>
+              <w:t>⚠️ Partiel — la colinéarité a disparu du chemin du modèle (`CoefClimatique` n'existe plus, `Saison_Seche_Humidite` n'est plus retenue parmi les 44 variables) ; le climat reste invariant dans le temps, ce qui suppose des données climatiques hebdomadaires réelles</w:t>
             </w:r>
           </w:p>
         </w:tc>
@@ -17867,7 +17881,7 @@
                 <w:rFonts w:ascii="Calibri" w:hAnsi="Calibri"/>
                 <w:sz w:val="15"/>
               </w:rPr>
-              <w:t>main_app.py</w:t>
+              <w:t>main_app.py l. 164-180</w:t>
             </w:r>
           </w:p>
         </w:tc>
@@ -17897,7 +17911,7 @@
                 <w:rFonts w:ascii="Calibri" w:hAnsi="Calibri"/>
                 <w:sz w:val="15"/>
               </w:rPr>
-              <w:t>⚠️ À faire</w:t>
+              <w:t>⚠️ À faire — non corrigé volontairement : le chemin de chargement des sous-applications ne s'exécute qu'après authentification et sélection d'une page, ce que le cadre de test utilisé ici ne permet pas d'atteindre. Une modification non vérifiable de bout en bout du point d'entrée présente plus de risque que le défaut qu'elle corrige.</w:t>
             </w:r>
           </w:p>
         </w:tc>
@@ -18051,7 +18065,7 @@
                 <w:rFonts w:ascii="Calibri" w:hAnsi="Calibri"/>
                 <w:sz w:val="15"/>
               </w:rPr>
-              <w:t>app_paludisme.py</w:t>
+              <w:t>epi_app_bridge.worldpop_mosaic ; app_paludisme.py l.</w:t>
             </w:r>
           </w:p>
         </w:tc>
@@ -18081,7 +18095,7 @@
                 <w:rFonts w:ascii="Calibri" w:hAnsi="Calibri"/>
                 <w:sz w:val="15"/>
               </w:rPr>
-              <w:t>⚠️ À faire</w:t>
+              <w:t>✅ Corrigé (5 chemins vérifiés sur module simulé)</w:t>
             </w:r>
           </w:p>
         </w:tc>
@@ -18265,7 +18279,7 @@
                 <w:rFonts w:ascii="Calibri" w:hAnsi="Calibri"/>
                 <w:sz w:val="15"/>
               </w:rPr>
-              <w:t>⚠️ À faire</w:t>
+              <w:t>✅ Corrigé (vérifié sur 6 types de géométrie)</w:t>
             </w:r>
           </w:p>
         </w:tc>
@@ -18787,7 +18801,7 @@
                 <w:rFonts w:ascii="Calibri" w:hAnsi="Calibri"/>
                 <w:sz w:val="15"/>
               </w:rPr>
-              <w:t>app_paludisme.py ≈ l. 1429 et 1459</w:t>
+              <w:t>`population_cache_key` (app_paludisme.py l. 241)</w:t>
             </w:r>
           </w:p>
         </w:tc>
@@ -18817,7 +18831,7 @@
                 <w:rFonts w:ascii="Calibri" w:hAnsi="Calibri"/>
                 <w:sz w:val="15"/>
               </w:rPr>
-              <w:t>⚠️ À faire</w:t>
+              <w:t>✅ Corrigé (vérifié : 72 aires et 40 aires du même pays donnent deux clés distinctes)</w:t>
             </w:r>
           </w:p>
         </w:tc>
@@ -19093,7 +19107,7 @@
                 <w:rFonts w:ascii="Calibri" w:hAnsi="Calibri"/>
                 <w:sz w:val="15"/>
               </w:rPr>
-              <w:t>⚠️ À faire</w:t>
+              <w:t>✅ Corrigé</w:t>
             </w:r>
           </w:p>
         </w:tc>
@@ -21061,7 +21075,7 @@
           <w:color w:val="B06000"/>
           <w:sz w:val="18"/>
         </w:rPr>
-        <w:t>[P1 — Majeur] · 1 j · ⚠️ Partiel</w:t>
+        <w:t>[P1 — Majeur] · 1 j · ⚠️ Partiel — la colinéarité a disparu du chemin du modèle (`CoefClimatique` n'existe plus, `Saison_Seche_Humidite` n'est plus retenue parmi les 44 variables) ; le climat reste invariant dans le temps, ce qui suppose des données climatiques hebdomadaires réelles</w:t>
       </w:r>
     </w:p>
     <w:p>
@@ -21076,7 +21090,7 @@
           <w:color w:val="555555"/>
           <w:sz w:val="18"/>
         </w:rPr>
-        <w:t>Localisation : app_rougeole.py ≈ l. 2049-2053</w:t>
+        <w:t>Localisation : app_rougeole.py, enrichissement l. 1157-1179</w:t>
       </w:r>
     </w:p>
     <w:p>
@@ -21541,7 +21555,7 @@
           <w:color w:val="B06000"/>
           <w:sz w:val="18"/>
         </w:rPr>
-        <w:t>[P1 — Majeur] · 1 j · ⚠️ À faire</w:t>
+        <w:t>[P1 — Majeur] · 1 j · ⚠️ À faire — non corrigé volontairement : le chemin de chargement des sous-applications ne s'exécute qu'après authentification et sélection d'une page, ce que le cadre de test utilisé ici ne permet pas d'atteindre. Une modification non vérifiable de bout en bout du point d'entrée présente plus de risque que le défaut qu'elle corrige.</w:t>
       </w:r>
     </w:p>
     <w:p>
@@ -21556,7 +21570,7 @@
           <w:color w:val="555555"/>
           <w:sz w:val="18"/>
         </w:rPr>
-        <w:t>Localisation : main_app.py</w:t>
+        <w:t>Localisation : main_app.py l. 164-180</w:t>
       </w:r>
     </w:p>
     <w:p>
@@ -21584,7 +21598,7 @@
           <w:i w:val="0"/>
           <w:sz w:val="20"/>
         </w:rPr>
-        <w:t>Correction. Utiliser `runpy.run_path` ou un import standard, avec contrôle d'intégrité.</w:t>
+        <w:t>Correction. Remplacer `exec()` par un chargement qui nomme le fichier réel dans les tracebacks. Attention : la transformation actuelle du source n'est pas gratuite — elle retire les appels `st.set_page_config` des sous-applications, Streamlit n'en autorisant qu'un par exécution. Un basculement naïf vers `runpy.run_path` casserait donc le portail.</w:t>
       </w:r>
     </w:p>
     <w:p>
@@ -21701,7 +21715,7 @@
           <w:color w:val="555555"/>
           <w:sz w:val="18"/>
         </w:rPr>
-        <w:t>[P2 — Mineur] · 0,5 j · ⚠️ À faire</w:t>
+        <w:t>[P2 — Mineur] · 0,5 j · ✅ Corrigé (5 chemins vérifiés sur module simulé)</w:t>
       </w:r>
     </w:p>
     <w:p>
@@ -21716,7 +21730,7 @@
           <w:color w:val="555555"/>
           <w:sz w:val="18"/>
         </w:rPr>
-        <w:t>Localisation : app_paludisme.py, extraction GEE</w:t>
+        <w:t>Localisation : epi_app_bridge.worldpop_mosaic ; app_paludisme.py l. 327 ; app_rougeole.py l. 913</w:t>
       </w:r>
     </w:p>
     <w:p>
@@ -21744,7 +21758,7 @@
           <w:i w:val="0"/>
           <w:sz w:val="20"/>
         </w:rPr>
-        <w:t>Correction. Filtrer sur l'année (`ee.Filter.date`) et interpoler entre deux millésimes.</w:t>
+        <w:t>Correction. Filtrer sur l'année civile avant la mosaïque. Un helper partagé (`epi_app_bridge.worldpop_mosaic`) détermine le dernier millésime disponible, filtre la collection sur cette année, et retombe sur la mosaïque non filtrée avec un avertissement explicite si le millésime ne peut pas être déterminé ou si l'année demandée est absente. Le millésime retenu est affiché à l'utilisateur.</w:t>
       </w:r>
     </w:p>
     <w:p>
@@ -21861,7 +21875,7 @@
           <w:color w:val="555555"/>
           <w:sz w:val="18"/>
         </w:rPr>
-        <w:t>[P2 — Mineur] · 0,5 j · ⚠️ À faire</w:t>
+        <w:t>[P2 — Mineur] · 0,5 j · ✅ Corrigé (vérifié sur 6 types de géométrie)</w:t>
       </w:r>
     </w:p>
     <w:p>
@@ -21876,7 +21890,7 @@
           <w:color w:val="555555"/>
           <w:sz w:val="18"/>
         </w:rPr>
-        <w:t>Localisation : app_paludisme.py, extracteurs GEE</w:t>
+        <w:t>Localisation : app_paludisme.py, `worldpop_malaria_stats`</w:t>
       </w:r>
     </w:p>
     <w:p>
@@ -21904,7 +21918,7 @@
           <w:i w:val="0"/>
           <w:sz w:val="20"/>
         </w:rPr>
-        <w:t>Correction. Gérer tous les types de géométrie via `shapely.ops.unary_union` et journaliser les entités écartées.</w:t>
+        <w:t>Correction. Ramener toute géométrie à une liste aplatie de polygones (Polygon, MultiPolygon, GeometryCollection traités récursivement), **conserver les anneaux intérieurs** — l'ancien code n'utilisait que `exterior.coords` et comptait donc les enclaves et les lacs comme de la surface habitée — et signaler à l'utilisateur les aires écartées au lieu de les ignorer en silence.</w:t>
       </w:r>
     </w:p>
     <w:p>
@@ -22341,7 +22355,7 @@
           <w:color w:val="555555"/>
           <w:sz w:val="18"/>
         </w:rPr>
-        <w:t>[P2 — Mineur] · 0,5 j · ⚠️ À faire</w:t>
+        <w:t>[P2 — Mineur] · 0,5 j · ✅ Corrigé (vérifié : 72 aires et 40 aires du même pays donnent deux clés distinctes)</w:t>
       </w:r>
     </w:p>
     <w:p>
@@ -22356,7 +22370,7 @@
           <w:color w:val="555555"/>
           <w:sz w:val="18"/>
         </w:rPr>
-        <w:t>Localisation : app_paludisme.py ≈ l. 1429 et 1459</w:t>
+        <w:t>Localisation : `population_cache_key` (app_paludisme.py l. 241), appelée l. 1461 et 1791</w:t>
       </w:r>
     </w:p>
     <w:p>
@@ -22384,7 +22398,7 @@
           <w:i w:val="0"/>
           <w:sz w:val="20"/>
         </w:rPr>
-        <w:t>Correction. Inclure une empreinte du contenu (empreinte de hachage) dans la clé de cache.</w:t>
+        <w:t>Correction. Inclure une empreinte du contenu dans la clé : nombre d'aires et liste triée de leurs identifiants, hachés. La clé reste reproductible, insensible à l'ordre des lignes, et change dès que le référentiel change.</w:t>
       </w:r>
     </w:p>
     <w:p>
@@ -22581,7 +22595,7 @@
           <w:color w:val="555555"/>
           <w:sz w:val="18"/>
         </w:rPr>
-        <w:t>[P2 — Mineur] · 0,5 j · ⚠️ À faire</w:t>
+        <w:t>[P2 — Mineur] · 0,5 j · ✅ Corrigé</w:t>
       </w:r>
     </w:p>
     <w:p>
@@ -22624,7 +22638,7 @@
           <w:i w:val="0"/>
           <w:sz w:val="20"/>
         </w:rPr>
-        <w:t>Correction. Les supprimer, et stocker les référentiels géographiques en dehors du dépôt.</w:t>
+        <w:t>Correction. Les supprimer après avoir vérifié leur contenu (`\r\n` et `\n`) et l'absence de toute référence dans le code ; le référentiel valide (`ao_hlthArea.zip`, en-tête `PK\x03\x04`, 775 aires lues) est conservé.</w:t>
       </w:r>
     </w:p>
     <w:p>
@@ -23527,7 +23541,39 @@
                 <w:rFonts w:ascii="Calibri" w:hAnsi="Calibri"/>
                 <w:sz w:val="17"/>
               </w:rPr>
-              <w:t>Suite de 18 tests, dont un test de non-régression sur le code initial</w:t>
+              <w:t>Suite de 16 tests, dont un test de non-régression qui exécute le code initial et vérifie que les défauts documentés s'y produisent toujours</w:t>
+            </w:r>
+          </w:p>
+        </w:tc>
+      </w:tr>
+      <w:tr>
+        <w:tc>
+          <w:tcPr>
+            <w:tcW w:type="dxa" w:w="3061"/>
+          </w:tcPr>
+          <w:p>
+            <w:r/>
+            <w:r>
+              <w:rPr>
+                <w:rFonts w:ascii="Calibri" w:hAnsi="Calibri"/>
+                <w:sz w:val="17"/>
+              </w:rPr>
+              <w:t>tools/smoke_test_apps.py</w:t>
+            </w:r>
+          </w:p>
+        </w:tc>
+        <w:tc>
+          <w:tcPr>
+            <w:tcW w:type="dxa" w:w="6009"/>
+          </w:tcPr>
+          <w:p>
+            <w:r/>
+            <w:r>
+              <w:rPr>
+                <w:rFonts w:ascii="Calibri" w:hAnsi="Calibri"/>
+                <w:sz w:val="17"/>
+              </w:rPr>
+              <w:t>Test de fumée : exécute les quatre applications dans le runtime Streamlit réel et remonte toute exception</w:t>
             </w:r>
           </w:p>
         </w:tc>
@@ -23584,6 +23630,8 @@
         <w:t>python tools/verify_integrated_rougeole.py</w:t>
         <w:br/>
         <w:t>python -m pytest tests -q</w:t>
+        <w:br/>
+        <w:t>python tools/smoke_test_apps.py</w:t>
         <w:br/>
         <w:br/>
         <w:t># Régénération de ce rapport</w:t>

--- a/reports/Rapport_Audit_EpiPrediction.docx
+++ b/reports/Rapport_Audit_EpiPrediction.docx
@@ -5678,7 +5678,7 @@
           <w:i w:val="0"/>
           <w:sz w:val="21"/>
         </w:rPr>
-        <w:t>Un mot de passe en clair et une clé de signature de cookie sont engagés dans le dépôt, et conservés dans l'historique.</w:t>
+        <w:t>Un mot de passe en clair (5 caractères) et une clé de signature de cookie (38 caractères) sont engagés dans le dépôt, et conservés dans l'historique. Le fichier figure bien dans `.gitignore`, mais un fichier déjà suivi par git n'est pas affecté par un ignore : la protection était donc inopérante.</w:t>
       </w:r>
     </w:p>
     <w:tbl>
@@ -5704,7 +5704,7 @@
                 <w:color w:val="A31D1D"/>
                 <w:sz w:val="19"/>
               </w:rPr>
-              <w:t>Conséquence : Toute personne ayant accès au dépôt peut s'authentifier et forger des sessions.</w:t>
+              <w:t>Conséquence : Toute personne ayant accès au dépôt peut s'authentifier et forger des sessions. Le code a été corrigé pour ne plus imposer cet engagement, mais l'historique conserve les valeurs : la rotation de la clé et du mot de passe reste indispensable.</w:t>
             </w:r>
           </w:p>
         </w:tc>
@@ -16041,7 +16041,7 @@
                 <w:rFonts w:ascii="Calibri" w:hAnsi="Calibri"/>
                 <w:sz w:val="15"/>
               </w:rPr>
-              <w:t>credentials.yaml</w:t>
+              <w:t>main_app.py l. 26-40 ; credentials.yaml ; credential</w:t>
             </w:r>
           </w:p>
         </w:tc>
@@ -16071,7 +16071,7 @@
                 <w:rFonts w:ascii="Calibri" w:hAnsi="Calibri"/>
                 <w:sz w:val="15"/>
               </w:rPr>
-              <w:t>⚠️ À faire</w:t>
+              <w:t>⚠️ Partiel — le code ne force plus l'engagement du secret, mais **la fuite n'est pas refermée** : le mot de passe et la clé de cookie restent lisibles dans l'historique git. Les retirer du suivi ne réécrit pas l'histoire. Il faut impérativement faire tourner la clé et le mot de passe, puis réécrire l'historique (`git filter-repo`) — opérations qui relèvent du propriétaire du dépôt, pas d'une modification de code.</w:t>
             </w:r>
           </w:p>
         </w:tc>
@@ -19955,7 +19955,7 @@
           <w:color w:val="A31D1D"/>
           <w:sz w:val="18"/>
         </w:rPr>
-        <w:t>[P0 — Bloquant] · 0,5 j · ⚠️ À faire</w:t>
+        <w:t>[P0 — Bloquant] · 0,5 j · ⚠️ Partiel — le code ne force plus l'engagement du secret, mais **la fuite n'est pas refermée** : le mot de passe et la clé de cookie restent lisibles dans l'historique git. Les retirer du suivi ne réécrit pas l'histoire. Il faut impérativement faire tourner la clé et le mot de passe, puis réécrire l'historique (`git filter-repo`) — opérations qui relèvent du propriétaire du dépôt, pas d'une modification de code.</w:t>
       </w:r>
     </w:p>
     <w:p>
@@ -19970,7 +19970,7 @@
           <w:color w:val="555555"/>
           <w:sz w:val="18"/>
         </w:rPr>
-        <w:t>Localisation : credentials.yaml</w:t>
+        <w:t>Localisation : main_app.py l. 26-40 ; credentials.yaml ; credentials.yaml.example</w:t>
       </w:r>
     </w:p>
     <w:p>
@@ -19998,7 +19998,7 @@
           <w:i w:val="0"/>
           <w:sz w:val="20"/>
         </w:rPr>
-        <w:t>Correction. Retirer du dépôt, faire tourner la clé et le mot de passe, réécrire l'historique, et passer par des variables d'environnement.</w:t>
+        <w:t>Correction. Ne plus suivre le fichier dans le dépôt, rendre son emplacement configurable, et fournir un modèle documentant le hachage du mot de passe et la génération de la clé de cookie. Fait : `main_app.py` lit désormais `EPI_CREDENTIALS_PATH` (repli sur `./credentials.yaml` pour le développement local) ; `credentials.yaml` est retiré du suivi git tout en restant présent sur disque ; `credentials.yaml.example` fournit la procédure (`Hasher.hash()` produit un hachage bcrypt de 60 caractères, `secrets.token_hex(32)` pour la clé).</w:t>
       </w:r>
     </w:p>
     <w:p>
@@ -23649,6 +23649,27 @@
           <w:color w:val="1F3B63"/>
         </w:rPr>
         <w:t>9.3 Gouvernance recommandée</w:t>
+      </w:r>
+    </w:p>
+    <w:p>
+      <w:pPr>
+        <w:pStyle w:val="ListBullet"/>
+        <w:spacing w:after="40"/>
+      </w:pPr>
+      <w:r>
+        <w:rPr>
+          <w:rFonts w:ascii="Calibri" w:hAnsi="Calibri"/>
+          <w:b/>
+          <w:sz w:val="20"/>
+        </w:rPr>
+        <w:t xml:space="preserve">Rotation immédiate des identifiants. </w:t>
+      </w:r>
+      <w:r>
+        <w:rPr>
+          <w:rFonts w:ascii="Calibri" w:hAnsi="Calibri"/>
+          <w:sz w:val="20"/>
+        </w:rPr>
+        <w:t>Le mot de passe et la clé de cookie ont été engagés en clair dans le dépôt. Leur retrait du suivi ne réécrit pas l'historique : tant qu'ils ne sont pas remplacés, ils restent valides pour quiconque a consulté le dépôt un jour. C'est la seule action de cette liste qui ne peut pas attendre.</w:t>
       </w:r>
     </w:p>
     <w:p>

--- a/reports/Rapport_Audit_EpiPrediction.docx
+++ b/reports/Rapport_Audit_EpiPrediction.docx
@@ -1738,7 +1738,7 @@
                 <w:rFonts w:ascii="Calibri" w:hAnsi="Calibri"/>
                 <w:sz w:val="18"/>
               </w:rPr>
-              <w:t>18 corrigées</w:t>
+              <w:t>19 corrigées</w:t>
             </w:r>
           </w:p>
         </w:tc>
@@ -1832,7 +1832,7 @@
                 <w:rFonts w:ascii="Calibri" w:hAnsi="Calibri"/>
                 <w:sz w:val="18"/>
               </w:rPr>
-              <w:t>40 corrigées, 4 restantes</w:t>
+              <w:t>41 corrigées, 3 restantes</w:t>
             </w:r>
           </w:p>
         </w:tc>
@@ -5753,7 +5753,7 @@
           <w:i w:val="0"/>
           <w:sz w:val="21"/>
         </w:rPr>
-        <w:t>Le code source des sous-applications est exécuté par exec().</w:t>
+        <w:t>Le code source des sous-applications est exécuté par exec(), et la transformation du source qui retire `st.set_page_config` décale la numérotation. Deux effets mesurés : les tracebacks indiquent `File "&lt;string&gt;"` sans nom de fichier, et un marqueur placé en ligne 9 d'une sous-application est signalé en ligne 3.</w:t>
       </w:r>
     </w:p>
     <w:tbl>
@@ -5779,7 +5779,7 @@
                 <w:color w:val="A31D1D"/>
                 <w:sz w:val="19"/>
               </w:rPr>
-              <w:t>Conséquence : Aucune isolation, aucune vérification d'intégrité, et un débogage considérablement plus difficile.</w:t>
+              <w:t>Conséquence : Un dysfonctionnement en production est impossible à localiser : ni le fichier ni la ligne ne sont fiables. Corrigé — le fichier est désormais nommé et la numérotation exacte.</w:t>
             </w:r>
           </w:p>
         </w:tc>
@@ -17881,7 +17881,7 @@
                 <w:rFonts w:ascii="Calibri" w:hAnsi="Calibri"/>
                 <w:sz w:val="15"/>
               </w:rPr>
-              <w:t>main_app.py l. 164-180</w:t>
+              <w:t>main_app.py : `_NeutralisePageConfig` + `load_app()`</w:t>
             </w:r>
           </w:p>
         </w:tc>
@@ -17896,7 +17896,7 @@
                 <w:rFonts w:ascii="Calibri" w:hAnsi="Calibri"/>
                 <w:sz w:val="15"/>
               </w:rPr>
-              <w:t>1 j</w:t>
+              <w:t>0,5 j</w:t>
             </w:r>
           </w:p>
         </w:tc>
@@ -17911,7 +17911,7 @@
                 <w:rFonts w:ascii="Calibri" w:hAnsi="Calibri"/>
                 <w:sz w:val="15"/>
               </w:rPr>
-              <w:t>⚠️ À faire — non corrigé volontairement : le chemin de chargement des sous-applications ne s'exécute qu'après authentification et sélection d'une page, ce que le cadre de test utilisé ici ne permet pas d'atteindre. Une modification non vérifiable de bout en bout du point d'entrée présente plus de risque que le défaut qu'elle corrige.</w:t>
+              <w:t>✅ Corrigé — deux défauts mesurés puis corrigés. (1) Fichier non nommé : les tracebacks indiquaient `File &lt;string&gt;`. (2) Numérotation fausse : `set_page_config` multi-lignes faisait disparaître 6 lignes, un marqueur placé en ligne 9 était signalé ligne 3. Après correction, les deux cas reportent le nom du fichier et la ligne exacte. Équivalence vérifiée de bout en bout : le rendu des quatre pages du portail est identique avant et après (nombre de blocs markdown, expanders, selectbox, erreurs). Le parcours après authentification a été ajouté à `tools/smoke_test_apps.py`, avec un garde-fou de rendu minimal dont l'efficacité a été contrôlée par injection d'une régression.</w:t>
             </w:r>
           </w:p>
         </w:tc>
@@ -21555,7 +21555,7 @@
           <w:color w:val="B06000"/>
           <w:sz w:val="18"/>
         </w:rPr>
-        <w:t>[P1 — Majeur] · 1 j · ⚠️ À faire — non corrigé volontairement : le chemin de chargement des sous-applications ne s'exécute qu'après authentification et sélection d'une page, ce que le cadre de test utilisé ici ne permet pas d'atteindre. Une modification non vérifiable de bout en bout du point d'entrée présente plus de risque que le défaut qu'elle corrige.</w:t>
+        <w:t>[P1 — Majeur] · 0,5 j · ✅ Corrigé — deux défauts mesurés puis corrigés. (1) Fichier non nommé : les tracebacks indiquaient `File &lt;string&gt;`. (2) Numérotation fausse : `set_page_config` multi-lignes faisait disparaître 6 lignes, un marqueur placé en ligne 9 était signalé ligne 3. Après correction, les deux cas reportent le nom du fichier et la ligne exacte. Équivalence vérifiée de bout en bout : le rendu des quatre pages du portail est identique avant et après (nombre de blocs markdown, expanders, selectbox, erreurs). Le parcours après authentification a été ajouté à `tools/smoke_test_apps.py`, avec un garde-fou de rendu minimal dont l'efficacité a été contrôlée par injection d'une régression.</w:t>
       </w:r>
     </w:p>
     <w:p>
@@ -21570,7 +21570,7 @@
           <w:color w:val="555555"/>
           <w:sz w:val="18"/>
         </w:rPr>
-        <w:t>Localisation : main_app.py l. 164-180</w:t>
+        <w:t>Localisation : main_app.py : `_NeutralisePageConfig` + `load_app()`</w:t>
       </w:r>
     </w:p>
     <w:p>
@@ -21598,7 +21598,7 @@
           <w:i w:val="0"/>
           <w:sz w:val="20"/>
         </w:rPr>
-        <w:t>Correction. Remplacer `exec()` par un chargement qui nomme le fichier réel dans les tracebacks. Attention : la transformation actuelle du source n'est pas gratuite — elle retire les appels `st.set_page_config` des sous-applications, Streamlit n'en autorisant qu'un par exécution. Un basculement naïf vers `runpy.run_path` casserait donc le portail.</w:t>
+        <w:t>Correction. Compiler le code des sous-applications avec son nom de fichier réel et préserver la numérotation des lignes. La transformation du source est conservée mais réécrite : `st.set_page_config` n'est plus *supprimé* (ce qui décalait toute la numérotation) mais *remplacé par `pass` à la même position*, via une transformation d'arbre syntaxique. Streamlit n'autorisant qu'un seul `set_page_config` par exécution, cette neutralisation reste indispensable — un basculement naïf vers `runpy.run_path` casserait le portail.</w:t>
       </w:r>
     </w:p>
     <w:p>

--- a/reports/Rapport_Audit_EpiPrediction.docx
+++ b/reports/Rapport_Audit_EpiPrediction.docx
@@ -351,7 +351,7 @@
           <w:i w:val="0"/>
           <w:sz w:val="21"/>
         </w:rPr>
-        <w:t>4. Diagnostic détaillé — les 37 défauts constatés</w:t>
+        <w:t>4. Diagnostic détaillé — les 38 défauts constatés</w:t>
       </w:r>
     </w:p>
     <w:p>
@@ -1738,7 +1738,7 @@
                 <w:rFonts w:ascii="Calibri" w:hAnsi="Calibri"/>
                 <w:sz w:val="18"/>
               </w:rPr>
-              <w:t>19 corrigées</w:t>
+              <w:t>20 corrigées</w:t>
             </w:r>
           </w:p>
         </w:tc>
@@ -1832,7 +1832,7 @@
                 <w:rFonts w:ascii="Calibri" w:hAnsi="Calibri"/>
                 <w:sz w:val="18"/>
               </w:rPr>
-              <w:t>41 corrigées, 3 restantes</w:t>
+              <w:t>42 corrigées, 2 restantes</w:t>
             </w:r>
           </w:p>
         </w:tc>
@@ -2741,7 +2741,7 @@
           <w:rFonts w:ascii="Calibri" w:hAnsi="Calibri"/>
           <w:color w:val="1F3B63"/>
         </w:rPr>
-        <w:t>4. Diagnostic détaillé — les 37 défauts constatés</w:t>
+        <w:t>4. Diagnostic détaillé — les 38 défauts constatés</w:t>
       </w:r>
     </w:p>
     <w:p>
@@ -6239,6 +6239,109 @@
                 <w:sz w:val="19"/>
               </w:rPr>
               <w:t>Conséquence : C'est exactement la classe de défaut que l'audit reproche au code initial : elle a été reproduite, détectée par test, et corrigée par keep_empty_features=True.</w:t>
+            </w:r>
+          </w:p>
+        </w:tc>
+      </w:tr>
+    </w:tbl>
+    <w:p>
+      <w:pPr>
+        <w:spacing w:after="40"/>
+      </w:pPr>
+    </w:p>
+    <w:p>
+      <w:pPr>
+        <w:pStyle w:val="Heading2"/>
+      </w:pPr>
+      <w:r>
+        <w:rPr>
+          <w:rFonts w:ascii="Calibri" w:hAnsi="Calibri"/>
+          <w:color w:val="1F3B63"/>
+        </w:rPr>
+        <w:t>Défaut 38 — Chemin climatique jamais exécutable (C5)</w:t>
+      </w:r>
+    </w:p>
+    <w:p>
+      <w:pPr>
+        <w:spacing w:after="80"/>
+      </w:pPr>
+      <w:r>
+        <w:rPr>
+          <w:rFonts w:ascii="Calibri" w:hAnsi="Calibri"/>
+          <w:b w:val="0"/>
+          <w:i/>
+          <w:color w:val="555555"/>
+          <w:sz w:val="18"/>
+        </w:rPr>
+        <w:t>epimodel/features.py, ligne 467 (introduit puis corrigé pendant l'audit)</w:t>
+      </w:r>
+    </w:p>
+    <w:p>
+      <w:pPr>
+        <w:spacing w:after="120"/>
+      </w:pPr>
+      <w:r>
+        <w:rPr>
+          <w:rFonts w:ascii="Calibri" w:hAnsi="Calibri"/>
+          <w:b w:val="0"/>
+          <w:i w:val="0"/>
+          <w:sz w:val="21"/>
+        </w:rPr>
+        <w:t>`add_climate_features` construisait ses clés de fusion à partir de `COL_YEAR`, mais cette constante n'était pas importée depuis `epimodel.panel` — seuls `COL_AREA`, `COL_CASES`, `COL_WEEK` et `COL_WIDX` l'étaient.</w:t>
+      </w:r>
+    </w:p>
+    <w:p>
+      <w:pPr>
+        <w:spacing w:after="40"/>
+      </w:pPr>
+      <w:r>
+        <w:rPr>
+          <w:rFonts w:ascii="Calibri" w:hAnsi="Calibri"/>
+          <w:b/>
+          <w:i w:val="0"/>
+          <w:sz w:val="19"/>
+        </w:rPr>
+        <w:t>Preuve mesurée</w:t>
+      </w:r>
+    </w:p>
+    <w:p>
+      <w:pPr>
+        <w:spacing w:after="80"/>
+        <w:ind w:left="340"/>
+      </w:pPr>
+      <w:r>
+        <w:rPr>
+          <w:rFonts w:ascii="Consolas" w:hAnsi="Consolas"/>
+          <w:color w:val="24292E"/>
+          <w:sz w:val="17"/>
+        </w:rPr>
+        <w:t>NameError: name 'COL_YEAR' is not defined — reproduit en appelant la fonction avec un cadre climatique réel</w:t>
+      </w:r>
+    </w:p>
+    <w:tbl>
+      <w:tblPr>
+        <w:tblW w:type="auto" w:w="0"/>
+        <w:jc w:val="center"/>
+        <w:tblLook w:firstColumn="1" w:firstRow="1" w:lastColumn="0" w:lastRow="0" w:noHBand="0" w:noVBand="1" w:val="04A0"/>
+      </w:tblPr>
+      <w:tblGrid>
+        <w:gridCol w:w="9972"/>
+      </w:tblGrid>
+      <w:tr>
+        <w:tc>
+          <w:tcPr>
+            <w:tcW w:type="dxa" w:w="9972"/>
+            <w:shd w:val="clear" w:fill="FFF4E5"/>
+          </w:tcPr>
+          <w:p>
+            <w:r/>
+            <w:r>
+              <w:rPr>
+                <w:rFonts w:ascii="Calibri" w:hAnsi="Calibri"/>
+                <w:color w:val="A31D1D"/>
+                <w:sz w:val="19"/>
+              </w:rPr>
+              <w:t>Conséquence : Toute la branche climatique levait une exception dès qu'un cadre de données climatiques était réellement fourni : les retards de précipitations à 4, 6 et 8 semaines, pourtant justifiés épidémiologiquement, n'ont jamais pu être calculés. Le défaut était invisible tant que `climate_df` restait `None`, seul cas rencontré faute d'accès réseau. Corrigé, avec un test de non-régression.</w:t>
             </w:r>
           </w:p>
         </w:tc>
@@ -16593,7 +16696,7 @@
                 <w:rFonts w:ascii="Calibri" w:hAnsi="Calibri"/>
                 <w:sz w:val="15"/>
               </w:rPr>
-              <w:t>app_paludisme.py</w:t>
+              <w:t>epimodel/features.py : `CLIMATE_AVAILABILITY_LAG`</w:t>
             </w:r>
           </w:p>
         </w:tc>
@@ -16623,7 +16726,7 @@
                 <w:rFonts w:ascii="Calibri" w:hAnsi="Calibri"/>
                 <w:sz w:val="15"/>
               </w:rPr>
-              <w:t>⚠️ Partiel</w:t>
+              <w:t>✅ Mécanisme corrigé et testé — le **délai réel reste à renseigner au déploiement** : il dépend du produit effectivement branché et de sa cadence de republication (2 à 6 semaines pour NASA POWER et ERA5), ce que cet audit n'a pas pu mesurer faute d'accès réseau. Le défaut vaut donc 0, c'est-à-dire le comportement antérieur, jusqu'à ce que la valeur mesurée soit saisie.</w:t>
             </w:r>
           </w:p>
         </w:tc>
@@ -20435,7 +20538,7 @@
           <w:color w:val="B06000"/>
           <w:sz w:val="18"/>
         </w:rPr>
-        <w:t>[P1 — Majeur] · 0,5 j · ⚠️ Partiel</w:t>
+        <w:t>[P1 — Majeur] · 0,5 j · ✅ Mécanisme corrigé et testé — le **délai réel reste à renseigner au déploiement** : il dépend du produit effectivement branché et de sa cadence de republication (2 à 6 semaines pour NASA POWER et ERA5), ce que cet audit n'a pas pu mesurer faute d'accès réseau. Le défaut vaut donc 0, c'est-à-dire le comportement antérieur, jusqu'à ce que la valeur mesurée soit saisie.</w:t>
       </w:r>
     </w:p>
     <w:p>
@@ -20450,7 +20553,7 @@
           <w:color w:val="555555"/>
           <w:sz w:val="18"/>
         </w:rPr>
-        <w:t>Localisation : app_paludisme.py, enrichissement climatique</w:t>
+        <w:t>Localisation : epimodel/features.py : `CLIMATE_AVAILABILITY_LAG`, `add_climate_features`, `build_design_matrix`</w:t>
       </w:r>
     </w:p>
     <w:p>
@@ -20464,7 +20567,7 @@
           <w:i w:val="0"/>
           <w:sz w:val="20"/>
         </w:rPr>
-        <w:t>Problème. Plusieurs variables climatiques agrégées sur la semaine courante sont utilisées alors qu'elles ne seront connues qu'après la fin de la semaine.</w:t>
+        <w:t>Problème. Les produits satellitaires et de réanalyse ne sont publiés qu'après un délai : employer la météo de la semaine t pour prévoir la semaine t revient à utiliser, en prévision réelle, une information qui n'existera pas encore. C'est une fuite de même nature que celle des moyennes mobiles non décalées, mais plus discrète car elle porte sur une variable exogène. En l'état, le modèle est entraîné avec une colonne que la production ne saura pas remplir.</w:t>
       </w:r>
     </w:p>
     <w:p>
@@ -20478,7 +20581,7 @@
           <w:i w:val="0"/>
           <w:sz w:val="20"/>
         </w:rPr>
-        <w:t>Correction. Décaler chaque covariable du délai de disponibilité réel, et documenter ce délai par variable.</w:t>
+        <w:t>Correction. `add_climate_features` accepte désormais un `availability_lag` qui décale les valeurs climatiques du délai de publication, **avant** le calcul des retards épidémiologiques : ceux-ci se composent donc avec lui (`precip_lag_4` avec un délai de 2 désigne la pluie de t-6, bien disponible à t). Les semaines sans antécédent publié deviennent NaN plutôt que d'être approximées. Paramètre propagé par `build_design_matrix` (`climate_availability_lag`). Cinq tests permanents couvrent le décalage, sa composition avec les retards, l'indépendance par aire, la préservation du comportement par défaut et la propagation.</w:t>
       </w:r>
     </w:p>
     <w:p>

--- a/reports/Rapport_Audit_EpiPrediction.docx
+++ b/reports/Rapport_Audit_EpiPrediction.docx
@@ -1738,7 +1738,7 @@
                 <w:rFonts w:ascii="Calibri" w:hAnsi="Calibri"/>
                 <w:sz w:val="18"/>
               </w:rPr>
-              <w:t>20 corrigées</w:t>
+              <w:t>21 corrigées</w:t>
             </w:r>
           </w:p>
         </w:tc>
@@ -1832,7 +1832,7 @@
                 <w:rFonts w:ascii="Calibri" w:hAnsi="Calibri"/>
                 <w:sz w:val="18"/>
               </w:rPr>
-              <w:t>42 corrigées, 2 restantes</w:t>
+              <w:t>43 corrigées, 1 restantes</w:t>
             </w:r>
           </w:p>
         </w:tc>
@@ -17432,7 +17432,7 @@
                 <w:rFonts w:ascii="Calibri" w:hAnsi="Calibri"/>
                 <w:sz w:val="15"/>
               </w:rPr>
-              <w:t>app_rougeole.py</w:t>
+              <w:t>epimodel/features.py : `describe_feature_dynamics`</w:t>
             </w:r>
           </w:p>
         </w:tc>
@@ -17462,7 +17462,7 @@
                 <w:rFonts w:ascii="Calibri" w:hAnsi="Calibri"/>
                 <w:sz w:val="15"/>
               </w:rPr>
-              <w:t>⚠️ Partiel — la colinéarité a disparu du chemin du modèle (`CoefClimatique` n'existe plus, `Saison_Seche_Humidite` n'est plus retenue parmi les 44 variables) ; le climat reste invariant dans le temps, ce qui suppose des données climatiques hebdomadaires réelles</w:t>
+              <w:t>✅ Colinéarité supprimée et variabilité rendue visible — la colinéarité a disparu du chemin du modèle (`CoefClimatique` n'existe plus, `Saison_Seche_Humidite` n'est plus retenue) et l'utilisateur est désormais averti quand une variable climatique ne varie pas dans le temps. **Reste à fournir la donnée** : tant que le climat branché est une moyenne par aire et non une série hebdomadaire, l'avertissement s'affichera — c'est son rôle. Sa disparition est le critère d'achèvement, et il dépend d'un branchement réel que cet environnement sans accès réseau ne peut pas réaliser.</w:t>
             </w:r>
           </w:p>
         </w:tc>
@@ -21178,7 +21178,7 @@
           <w:color w:val="B06000"/>
           <w:sz w:val="18"/>
         </w:rPr>
-        <w:t>[P1 — Majeur] · 1 j · ⚠️ Partiel — la colinéarité a disparu du chemin du modèle (`CoefClimatique` n'existe plus, `Saison_Seche_Humidite` n'est plus retenue parmi les 44 variables) ; le climat reste invariant dans le temps, ce qui suppose des données climatiques hebdomadaires réelles</w:t>
+        <w:t>[P1 — Majeur] · 1 j · ✅ Colinéarité supprimée et variabilité rendue visible — la colinéarité a disparu du chemin du modèle (`CoefClimatique` n'existe plus, `Saison_Seche_Humidite` n'est plus retenue) et l'utilisateur est désormais averti quand une variable climatique ne varie pas dans le temps. **Reste à fournir la donnée** : tant que le climat branché est une moyenne par aire et non une série hebdomadaire, l'avertissement s'affichera — c'est son rôle. Sa disparition est le critère d'achèvement, et il dépend d'un branchement réel que cet environnement sans accès réseau ne peut pas réaliser.</w:t>
       </w:r>
     </w:p>
     <w:p>
@@ -21193,7 +21193,7 @@
           <w:color w:val="555555"/>
           <w:sz w:val="18"/>
         </w:rPr>
-        <w:t>Localisation : app_rougeole.py, enrichissement l. 1157-1179</w:t>
+        <w:t>Localisation : epimodel/features.py : `describe_feature_dynamics`, `invariant_climate_variables` ; epi_app_bridge.py ; app_paludisme.py ; app_rougeole.py</w:t>
       </w:r>
     </w:p>
     <w:p>
@@ -21207,7 +21207,7 @@
           <w:i w:val="0"/>
           <w:sz w:val="20"/>
         </w:rPr>
-        <w:t>Problème. `CoefClimatique = Humidite_Moy × 0,5` et `Saison_Seche_Humidite = rh_mean × 0,7` sont des multiples exacts de la même variable. Le climat est une moyenne par aire, constante dans le temps : il ne peut expliquer aucune dynamique.</w:t>
+        <w:t>Problème. `CoefClimatique = Humidite_Moy × 0,5` et `Saison_Seche_Humidite = rh_mean × 0,7` sont des multiples exacts de la même variable. Le climat est une moyenne par aire, constante dans le temps : il ne peut expliquer aucune dynamique. Point aggravant vérifié : le filtre de sélection écarte les colonnes *globalement* constantes, mais une variable constante dans le temps et différente d'une aire à l'autre possède un écart-type global non nul — elle passe donc le filtre et se trouve créditée comme pilote temporel alors qu'elle n'agit que comme décalage de niveau entre aires.</w:t>
       </w:r>
     </w:p>
     <w:p>
@@ -21221,7 +21221,7 @@
           <w:i w:val="0"/>
           <w:sz w:val="20"/>
         </w:rPr>
-        <w:t>Correction. Supprimer les variables redondantes, et introduire des covariables climatiques véritablement temporelles (précipitations, température, humidité par semaine).</w:t>
+        <w:t>Correction. Supprimer les variables redondantes, introduire des covariables climatiques véritablement temporelles, et **rendre visible** la variabilité réelle de chaque variable. Fait : `epimodel.features.describe_feature_dynamics()` classe chaque variable selon sa variabilité *à l'intérieur de chaque aire* — `temporelle`, `niveau par aire`, `constante`, `insuffisante` — et `invariant_climate_variables()` liste les variables climatiques figées. Les deux applications affichent ce diagnostic : un avertissement explicite signale que le climat ne peut expliquer ni pic ni saison tant qu'il s'agit de moyennes par aire, et indique la donnée nécessaire (précipitations, températures, humidités hebdomadaires NASA POWER ou ERA5). Les variables de niveau ne sont **pas** supprimées : l'altitude et la couverture vaccinale en sont, et elles sont légitimes pour situer le risque. 5 tests permanents.</w:t>
       </w:r>
     </w:p>
     <w:p>
